--- a/tiac/doc_templates/evenement_simple.docx
+++ b/tiac/doc_templates/evenement_simple.docx
@@ -1,13 +1,13 @@
 
 <file path=word/document.xml><?xml version="1.0" encoding="utf-8"?>
-<w:document xmlns:o="urn:schemas-microsoft-com:office:office" xmlns:r="http://schemas.openxmlformats.org/officeDocument/2006/relationships" xmlns:v="urn:schemas-microsoft-com:vml" xmlns:w="http://schemas.openxmlformats.org/wordprocessingml/2006/main" xmlns:w10="urn:schemas-microsoft-com:office:word" xmlns:wp="http://schemas.openxmlformats.org/drawingml/2006/wordprocessingDrawing" xmlns:wps="http://schemas.microsoft.com/office/word/2010/wordprocessingShape" xmlns:wpg="http://schemas.microsoft.com/office/word/2010/wordprocessingGroup" xmlns:mc="http://schemas.openxmlformats.org/markup-compatibility/2006" xmlns:wp14="http://schemas.microsoft.com/office/word/2010/wordprocessingDrawing" xmlns:w14="http://schemas.microsoft.com/office/word/2010/wordml" xmlns:w15="http://schemas.microsoft.com/office/word/2012/wordml" mc:Ignorable="w14 wp14 w15">
+<w:document xmlns:o="urn:schemas-microsoft-com:office:office" xmlns:r="http://schemas.openxmlformats.org/officeDocument/2006/relationships" xmlns:v="urn:schemas-microsoft-com:vml" xmlns:w="http://schemas.openxmlformats.org/wordprocessingml/2006/main" xmlns:w10="urn:schemas-microsoft-com:office:word" xmlns:wp="http://schemas.openxmlformats.org/drawingml/2006/wordprocessingDrawing" xmlns:pic="http://schemas.openxmlformats.org/drawingml/2006/picture" xmlns:wps="http://schemas.microsoft.com/office/word/2010/wordprocessingShape" xmlns:wpg="http://schemas.microsoft.com/office/word/2010/wordprocessingGroup" xmlns:mc="http://schemas.openxmlformats.org/markup-compatibility/2006" xmlns:wp14="http://schemas.microsoft.com/office/word/2010/wordprocessingDrawing" xmlns:w14="http://schemas.microsoft.com/office/word/2010/wordml" xmlns:w15="http://schemas.microsoft.com/office/word/2012/wordml" mc:Ignorable="w14 wp14 w15">
   <w:body>
     <w:p>
       <w:pPr>
-        <w:pStyle w:val="Titre1"/>
+        <w:pStyle w:val="Heading1"/>
         <w:numPr>
           <w:ilvl w:val="0"/>
-          <w:numId w:val="1"/>
+          <w:numId w:val="2"/>
         </w:numPr>
         <w:spacing w:before="240" w:after="120"/>
         <w:jc w:val="center"/>
@@ -28,10 +28,10 @@
     </w:p>
     <w:p>
       <w:pPr>
-        <w:pStyle w:val="Titre1"/>
+        <w:pStyle w:val="Heading1"/>
         <w:numPr>
           <w:ilvl w:val="0"/>
-          <w:numId w:val="1"/>
+          <w:numId w:val="2"/>
         </w:numPr>
         <w:jc w:val="center"/>
         <w:rPr>
@@ -59,7 +59,7 @@
     </w:p>
     <w:p>
       <w:pPr>
-        <w:pStyle w:val="Corpsdetexte"/>
+        <w:pStyle w:val="BodyText"/>
         <w:jc w:val="center"/>
         <w:rPr>
           <w:rFonts w:ascii="Calibri" w:hAnsi="Calibri" w:cs="Calibri" w:asciiTheme="minorHAnsi" w:cstheme="minorHAnsi" w:hAnsiTheme="minorHAnsi"/>
@@ -78,7 +78,7 @@
     </w:p>
     <w:p>
       <w:pPr>
-        <w:pStyle w:val="Corpsdetexte"/>
+        <w:pStyle w:val="BodyText"/>
         <w:jc w:val="center"/>
         <w:rPr>
           <w:rFonts w:ascii="Calibri" w:hAnsi="Calibri" w:cs="Calibri" w:asciiTheme="minorHAnsi" w:cstheme="minorHAnsi" w:hAnsiTheme="minorHAnsi"/>
@@ -96,10 +96,10 @@
     </w:p>
     <w:p>
       <w:pPr>
-        <w:pStyle w:val="Titre4"/>
+        <w:pStyle w:val="Heading4"/>
         <w:numPr>
           <w:ilvl w:val="3"/>
-          <w:numId w:val="1"/>
+          <w:numId w:val="2"/>
         </w:numPr>
         <w:jc w:val="center"/>
         <w:rPr>
@@ -119,7 +119,7 @@
     </w:p>
     <w:p>
       <w:pPr>
-        <w:pStyle w:val="Lignehorizontale"/>
+        <w:pStyle w:val="Lignehorizontaleuser"/>
         <w:rPr>
           <w:rFonts w:ascii="Calibri" w:hAnsi="Calibri" w:cs="Calibri" w:asciiTheme="minorHAnsi" w:cstheme="minorHAnsi" w:hAnsiTheme="minorHAnsi"/>
           <w:sz w:val="20"/>
@@ -136,10 +136,9 @@
     </w:p>
     <w:p>
       <w:pPr>
-        <w:pStyle w:val="Corpsdetexte"/>
-        <w:rPr>
-          <w:rFonts w:ascii="Calibri" w:hAnsi="Calibri" w:cs="Calibri" w:asciiTheme="minorHAnsi" w:cstheme="minorHAnsi" w:hAnsiTheme="minorHAnsi"/>
-          <w:b/>
+        <w:pStyle w:val="BodyText"/>
+        <w:rPr>
+          <w:rFonts w:ascii="Calibri" w:hAnsi="Calibri" w:cs="Calibri" w:asciiTheme="minorHAnsi" w:cstheme="minorHAnsi" w:hAnsiTheme="minorHAnsi"/>
           <w:b/>
           <w:bCs/>
           <w:sz w:val="20"/>
@@ -159,7 +158,7 @@
     </w:p>
     <w:p>
       <w:pPr>
-        <w:pStyle w:val="Corpsdetexte"/>
+        <w:pStyle w:val="BodyText"/>
         <w:rPr>
           <w:rFonts w:ascii="Calibri" w:hAnsi="Calibri" w:cs="Calibri" w:asciiTheme="minorHAnsi" w:cstheme="minorHAnsi" w:hAnsiTheme="minorHAnsi"/>
           <w:sz w:val="20"/>
@@ -177,7 +176,7 @@
     </w:p>
     <w:p>
       <w:pPr>
-        <w:pStyle w:val="Corpsdetexte"/>
+        <w:pStyle w:val="BodyText"/>
         <w:rPr>
           <w:rFonts w:ascii="Calibri" w:hAnsi="Calibri" w:cs="Calibri" w:asciiTheme="minorHAnsi" w:cstheme="minorHAnsi" w:hAnsiTheme="minorHAnsi"/>
           <w:sz w:val="20"/>
@@ -195,7 +194,7 @@
     </w:p>
     <w:p>
       <w:pPr>
-        <w:pStyle w:val="Corpsdetexte"/>
+        <w:pStyle w:val="BodyText"/>
         <w:rPr>
           <w:rFonts w:ascii="Calibri" w:hAnsi="Calibri" w:cs="Calibri" w:asciiTheme="minorHAnsi" w:cstheme="minorHAnsi" w:hAnsiTheme="minorHAnsi"/>
           <w:sz w:val="20"/>
@@ -213,7 +212,7 @@
     </w:p>
     <w:p>
       <w:pPr>
-        <w:pStyle w:val="Corpsdetexte"/>
+        <w:pStyle w:val="BodyText"/>
         <w:rPr>
           <w:rFonts w:ascii="Calibri" w:hAnsi="Calibri" w:cs="Calibri" w:asciiTheme="minorHAnsi" w:cstheme="minorHAnsi" w:hAnsiTheme="minorHAnsi"/>
           <w:sz w:val="20"/>
@@ -231,7 +230,7 @@
     </w:p>
     <w:p>
       <w:pPr>
-        <w:pStyle w:val="Corpsdetexte"/>
+        <w:pStyle w:val="BodyText"/>
         <w:rPr>
           <w:rFonts w:ascii="Calibri" w:hAnsi="Calibri" w:cs="Calibri" w:asciiTheme="minorHAnsi" w:cstheme="minorHAnsi" w:hAnsiTheme="minorHAnsi"/>
           <w:sz w:val="20"/>
@@ -249,7 +248,7 @@
     </w:p>
     <w:p>
       <w:pPr>
-        <w:pStyle w:val="Corpsdetexte"/>
+        <w:pStyle w:val="BodyText"/>
         <w:rPr>
           <w:rFonts w:ascii="Calibri" w:hAnsi="Calibri" w:cs="Calibri" w:asciiTheme="minorHAnsi" w:cstheme="minorHAnsi" w:hAnsiTheme="minorHAnsi"/>
           <w:sz w:val="20"/>
@@ -269,14 +268,14 @@
       <w:tblPr>
         <w:tblStyle w:val="Grilledutableau"/>
         <w:tblW w:w="10485" w:type="dxa"/>
-        <w:jc w:val="left"/>
-        <w:tblInd w:w="0" w:type="dxa"/>
+        <w:jc w:val="start"/>
+        <w:tblInd w:w="113" w:type="dxa"/>
         <w:tblLayout w:type="fixed"/>
         <w:tblCellMar>
           <w:top w:w="0" w:type="dxa"/>
-          <w:left w:w="108" w:type="dxa"/>
+          <w:start w:w="108" w:type="dxa"/>
           <w:bottom w:w="0" w:type="dxa"/>
-          <w:right w:w="108" w:type="dxa"/>
+          <w:end w:w="108" w:type="dxa"/>
         </w:tblCellMar>
         <w:tblLook w:val="04a0" w:noHBand="0" w:noVBand="1" w:firstColumn="1" w:lastRow="0" w:lastColumn="0" w:firstRow="1"/>
       </w:tblPr>
@@ -292,11 +291,11 @@
           </w:tcPr>
           <w:p>
             <w:pPr>
-              <w:pStyle w:val="Corpsdetexte"/>
+              <w:pStyle w:val="BodyText"/>
               <w:widowControl w:val="false"/>
               <w:suppressAutoHyphens w:val="true"/>
               <w:spacing w:before="0" w:after="140"/>
-              <w:jc w:val="left"/>
+              <w:jc w:val="start"/>
               <w:rPr>
                 <w:rFonts w:ascii="Calibri" w:hAnsi="Calibri" w:cs="Calibri" w:asciiTheme="minorHAnsi" w:cstheme="minorHAnsi" w:hAnsiTheme="minorHAnsi"/>
                 <w:sz w:val="20"/>
@@ -331,7 +330,7 @@
     </w:tbl>
     <w:p>
       <w:pPr>
-        <w:pStyle w:val="Corpsdetexte"/>
+        <w:pStyle w:val="BodyText"/>
         <w:rPr>
           <w:rFonts w:ascii="Calibri" w:hAnsi="Calibri" w:cs="Calibri" w:asciiTheme="minorHAnsi" w:cstheme="minorHAnsi" w:hAnsiTheme="minorHAnsi"/>
           <w:sz w:val="20"/>
@@ -349,7 +348,7 @@
     </w:p>
     <w:p>
       <w:pPr>
-        <w:pStyle w:val="Corpsdetexte"/>
+        <w:pStyle w:val="BodyText"/>
         <w:rPr>
           <w:rFonts w:ascii="Calibri" w:hAnsi="Calibri" w:cs="Calibri" w:asciiTheme="minorHAnsi" w:cstheme="minorHAnsi" w:hAnsiTheme="minorHAnsi"/>
           <w:sz w:val="20"/>
@@ -367,7 +366,7 @@
     </w:p>
     <w:p>
       <w:pPr>
-        <w:pStyle w:val="Corpsdetexte"/>
+        <w:pStyle w:val="BodyText"/>
         <w:rPr>
           <w:rFonts w:ascii="Calibri" w:hAnsi="Calibri" w:cs="Calibri" w:asciiTheme="minorHAnsi" w:cstheme="minorHAnsi" w:hAnsiTheme="minorHAnsi"/>
           <w:sz w:val="20"/>
@@ -387,7 +386,7 @@
     </w:p>
     <w:p>
       <w:pPr>
-        <w:pStyle w:val="Corpsdetexte"/>
+        <w:pStyle w:val="BodyText"/>
         <w:rPr>
           <w:rFonts w:ascii="Calibri" w:hAnsi="Calibri" w:cs="Calibri" w:asciiTheme="minorHAnsi" w:cstheme="minorHAnsi" w:hAnsiTheme="minorHAnsi"/>
           <w:sz w:val="20"/>
@@ -404,10 +403,10 @@
     </w:p>
     <w:p>
       <w:pPr>
-        <w:pStyle w:val="Titre4"/>
+        <w:pStyle w:val="Heading4"/>
         <w:numPr>
           <w:ilvl w:val="3"/>
-          <w:numId w:val="1"/>
+          <w:numId w:val="2"/>
         </w:numPr>
         <w:jc w:val="center"/>
         <w:rPr>
@@ -427,7 +426,7 @@
     </w:p>
     <w:p>
       <w:pPr>
-        <w:pStyle w:val="Lignehorizontale"/>
+        <w:pStyle w:val="Lignehorizontaleuser"/>
         <w:rPr>
           <w:rFonts w:ascii="Calibri" w:hAnsi="Calibri" w:cs="Calibri" w:asciiTheme="minorHAnsi" w:cstheme="minorHAnsi" w:hAnsiTheme="minorHAnsi"/>
           <w:sz w:val="20"/>
@@ -444,7 +443,7 @@
     </w:p>
     <w:p>
       <w:pPr>
-        <w:pStyle w:val="Corpsdetexte"/>
+        <w:pStyle w:val="BodyText"/>
         <w:rPr>
           <w:rFonts w:ascii="Calibri" w:hAnsi="Calibri" w:cs="Calibri" w:asciiTheme="minorHAnsi" w:cstheme="minorHAnsi" w:hAnsiTheme="minorHAnsi"/>
           <w:sz w:val="20"/>
@@ -462,7 +461,7 @@
     </w:p>
     <w:p>
       <w:pPr>
-        <w:pStyle w:val="Corpsdetexte"/>
+        <w:pStyle w:val="BodyText"/>
         <w:rPr>
           <w:rFonts w:ascii="Calibri" w:hAnsi="Calibri" w:cs="Calibri" w:asciiTheme="minorHAnsi" w:cstheme="minorHAnsi" w:hAnsiTheme="minorHAnsi"/>
           <w:sz w:val="20"/>
@@ -480,7 +479,7 @@
     </w:p>
     <w:p>
       <w:pPr>
-        <w:pStyle w:val="Corpsdetexte"/>
+        <w:pStyle w:val="BodyText"/>
         <w:rPr>
           <w:rFonts w:ascii="Calibri" w:hAnsi="Calibri" w:cs="Calibri" w:asciiTheme="minorHAnsi" w:cstheme="minorHAnsi" w:hAnsiTheme="minorHAnsi"/>
           <w:sz w:val="20"/>
@@ -498,41 +497,25 @@
     </w:p>
     <w:p>
       <w:pPr>
-        <w:pStyle w:val="Corpsdetexte"/>
-        <w:rPr>
-          <w:rFonts w:ascii="Calibri" w:hAnsi="Calibri" w:cs="Calibri" w:asciiTheme="minorHAnsi" w:cstheme="minorHAnsi" w:hAnsiTheme="minorHAnsi"/>
-          <w:sz w:val="20"/>
-          <w:szCs w:val="20"/>
-        </w:rPr>
-      </w:pPr>
-      <w:r>
-        <w:rPr>
-          <w:rFonts w:cs="Calibri" w:ascii="Calibri" w:hAnsi="Calibri" w:asciiTheme="minorHAnsi" w:cstheme="minorHAnsi" w:hAnsiTheme="minorHAnsi"/>
-          <w:sz w:val="20"/>
-          <w:szCs w:val="20"/>
-        </w:rPr>
-        <w:t>Numéro agrément : {{ etablissement.numero_agrement</w:t>
-      </w:r>
-      <w:r>
-        <w:rPr>
-          <w:rFonts w:cs="" w:asciiTheme="minorHAnsi" w:cstheme="minorHAnsi" w:hAnsiTheme="minorHAnsi"/>
-          <w:sz w:val="20"/>
-          <w:szCs w:val="20"/>
-        </w:rPr>
-        <w:t xml:space="preserve"> </w:t>
-      </w:r>
-      <w:r>
-        <w:rPr>
-          <w:rFonts w:cs="Calibri" w:ascii="Calibri" w:hAnsi="Calibri" w:asciiTheme="minorHAnsi" w:cstheme="minorHAnsi" w:hAnsiTheme="minorHAnsi"/>
-          <w:sz w:val="20"/>
-          <w:szCs w:val="20"/>
-        </w:rPr>
-        <w:t>}}</w:t>
-      </w:r>
-    </w:p>
-    <w:p>
-      <w:pPr>
-        <w:pStyle w:val="Corpsdetexte"/>
+        <w:pStyle w:val="BodyText"/>
+        <w:rPr>
+          <w:rFonts w:ascii="Calibri" w:hAnsi="Calibri" w:cs="Calibri" w:asciiTheme="minorHAnsi" w:cstheme="minorHAnsi" w:hAnsiTheme="minorHAnsi"/>
+          <w:sz w:val="20"/>
+          <w:szCs w:val="20"/>
+        </w:rPr>
+      </w:pPr>
+      <w:r>
+        <w:rPr>
+          <w:rFonts w:cs="Calibri" w:ascii="Calibri" w:hAnsi="Calibri" w:asciiTheme="minorHAnsi" w:cstheme="minorHAnsi" w:hAnsiTheme="minorHAnsi"/>
+          <w:sz w:val="20"/>
+          <w:szCs w:val="20"/>
+        </w:rPr>
+        <w:t>Numéro agrément : {{ etablissement.numero_agrement }}</w:t>
+      </w:r>
+    </w:p>
+    <w:p>
+      <w:pPr>
+        <w:pStyle w:val="BodyText"/>
         <w:rPr>
           <w:rFonts w:ascii="Calibri" w:hAnsi="Calibri" w:cs="Calibri" w:asciiTheme="minorHAnsi" w:cstheme="minorHAnsi" w:hAnsiTheme="minorHAnsi"/>
           <w:sz w:val="20"/>
@@ -550,10 +533,9 @@
     </w:p>
     <w:p>
       <w:pPr>
-        <w:pStyle w:val="Corpsdetexte"/>
-        <w:rPr>
-          <w:rFonts w:ascii="Calibri" w:hAnsi="Calibri" w:cs="Calibri" w:asciiTheme="minorHAnsi" w:cstheme="minorHAnsi" w:hAnsiTheme="minorHAnsi"/>
-          <w:b/>
+        <w:pStyle w:val="BodyText"/>
+        <w:rPr>
+          <w:rFonts w:ascii="Calibri" w:hAnsi="Calibri" w:cs="Calibri" w:asciiTheme="minorHAnsi" w:cstheme="minorHAnsi" w:hAnsiTheme="minorHAnsi"/>
           <w:b/>
           <w:bCs/>
           <w:sz w:val="20"/>
@@ -573,7 +555,7 @@
     </w:p>
     <w:p>
       <w:pPr>
-        <w:pStyle w:val="Corpsdetexte"/>
+        <w:pStyle w:val="BodyText"/>
         <w:rPr>
           <w:rFonts w:ascii="Calibri" w:hAnsi="Calibri" w:cs="Calibri" w:asciiTheme="minorHAnsi" w:cstheme="minorHAnsi" w:hAnsiTheme="minorHAnsi"/>
           <w:sz w:val="20"/>
@@ -591,7 +573,7 @@
     </w:p>
     <w:p>
       <w:pPr>
-        <w:pStyle w:val="Corpsdetexte"/>
+        <w:pStyle w:val="BodyText"/>
         <w:rPr>
           <w:rFonts w:ascii="Calibri" w:hAnsi="Calibri" w:cs="Calibri" w:asciiTheme="minorHAnsi" w:cstheme="minorHAnsi" w:hAnsiTheme="minorHAnsi"/>
           <w:sz w:val="20"/>
@@ -609,25 +591,25 @@
     </w:p>
     <w:p>
       <w:pPr>
-        <w:pStyle w:val="Corpsdetexte"/>
-        <w:rPr>
-          <w:rFonts w:ascii="Calibri" w:hAnsi="Calibri" w:cs="Calibri" w:asciiTheme="minorHAnsi" w:cstheme="minorHAnsi" w:hAnsiTheme="minorHAnsi"/>
-          <w:sz w:val="20"/>
-          <w:szCs w:val="20"/>
-        </w:rPr>
-      </w:pPr>
-      <w:r>
-        <w:rPr>
-          <w:rFonts w:cs="Calibri" w:ascii="Calibri" w:hAnsi="Calibri" w:asciiTheme="minorHAnsi" w:cstheme="minorHAnsi" w:hAnsiTheme="minorHAnsi"/>
-          <w:sz w:val="20"/>
-          <w:szCs w:val="20"/>
-        </w:rPr>
-        <w:t>Commune : {{ etablissement.commune }}</w:t>
-      </w:r>
-    </w:p>
-    <w:p>
-      <w:pPr>
-        <w:pStyle w:val="Corpsdetexte"/>
+        <w:pStyle w:val="BodyText"/>
+        <w:rPr>
+          <w:rFonts w:ascii="Calibri" w:hAnsi="Calibri" w:cs="Calibri" w:asciiTheme="minorHAnsi" w:cstheme="minorHAnsi" w:hAnsiTheme="minorHAnsi"/>
+          <w:sz w:val="20"/>
+          <w:szCs w:val="20"/>
+        </w:rPr>
+      </w:pPr>
+      <w:r>
+        <w:rPr>
+          <w:rFonts w:cs="Calibri" w:ascii="Calibri" w:hAnsi="Calibri" w:asciiTheme="minorHAnsi" w:cstheme="minorHAnsi" w:hAnsiTheme="minorHAnsi"/>
+          <w:sz w:val="20"/>
+          <w:szCs w:val="20"/>
+        </w:rPr>
+        <w:t>Commune : {{ etablissement.commune_and_cp }}</w:t>
+      </w:r>
+    </w:p>
+    <w:p>
+      <w:pPr>
+        <w:pStyle w:val="BodyText"/>
         <w:rPr>
           <w:rFonts w:ascii="Calibri" w:hAnsi="Calibri" w:cs="Calibri" w:asciiTheme="minorHAnsi" w:cstheme="minorHAnsi" w:hAnsiTheme="minorHAnsi"/>
           <w:sz w:val="20"/>
@@ -645,7 +627,7 @@
     </w:p>
     <w:p>
       <w:pPr>
-        <w:pStyle w:val="Corpsdetexte"/>
+        <w:pStyle w:val="BodyText"/>
         <w:rPr>
           <w:rFonts w:ascii="Calibri" w:hAnsi="Calibri" w:cs="Calibri" w:asciiTheme="minorHAnsi" w:cstheme="minorHAnsi" w:hAnsiTheme="minorHAnsi"/>
           <w:sz w:val="20"/>
@@ -663,7 +645,7 @@
     </w:p>
     <w:p>
       <w:pPr>
-        <w:pStyle w:val="Corpsdetexte"/>
+        <w:pStyle w:val="BodyText"/>
         <w:rPr>
           <w:rFonts w:ascii="Calibri" w:hAnsi="Calibri" w:cs="Calibri" w:asciiTheme="minorHAnsi" w:cstheme="minorHAnsi" w:hAnsiTheme="minorHAnsi"/>
           <w:sz w:val="20"/>
@@ -683,7 +665,7 @@
     </w:p>
     <w:p>
       <w:pPr>
-        <w:pStyle w:val="Corpsdetexte"/>
+        <w:pStyle w:val="BodyText"/>
         <w:rPr>
           <w:rFonts w:ascii="Calibri" w:hAnsi="Calibri" w:cs="Calibri" w:asciiTheme="minorHAnsi" w:cstheme="minorHAnsi" w:hAnsiTheme="minorHAnsi"/>
           <w:sz w:val="20"/>
@@ -719,7 +701,7 @@
     </w:p>
     <w:p>
       <w:pPr>
-        <w:pStyle w:val="Corpsdetexte"/>
+        <w:pStyle w:val="BodyText"/>
         <w:rPr>
           <w:rFonts w:ascii="Calibri" w:hAnsi="Calibri" w:cs="Calibri" w:asciiTheme="minorHAnsi" w:cstheme="minorHAnsi" w:hAnsiTheme="minorHAnsi"/>
           <w:highlight w:val="none"/>
@@ -738,7 +720,7 @@
     </w:p>
     <w:p>
       <w:pPr>
-        <w:pStyle w:val="Corpsdetexte"/>
+        <w:pStyle w:val="BodyText"/>
         <w:rPr>
           <w:rFonts w:ascii="Calibri" w:hAnsi="Calibri" w:cs="Calibri" w:asciiTheme="minorHAnsi" w:cstheme="minorHAnsi" w:hAnsiTheme="minorHAnsi"/>
           <w:sz w:val="20"/>
@@ -791,7 +773,7 @@
     </w:p>
     <w:p>
       <w:pPr>
-        <w:pStyle w:val="Corpsdetexte"/>
+        <w:pStyle w:val="BodyText"/>
         <w:rPr>
           <w:rFonts w:ascii="Calibri" w:hAnsi="Calibri" w:cs="Calibri" w:asciiTheme="minorHAnsi" w:cstheme="minorHAnsi" w:hAnsiTheme="minorHAnsi"/>
           <w:sz w:val="20"/>
@@ -809,7 +791,7 @@
     </w:p>
     <w:p>
       <w:pPr>
-        <w:pStyle w:val="Corpsdetexte"/>
+        <w:pStyle w:val="BodyText"/>
         <w:rPr>
           <w:rFonts w:ascii="Calibri" w:hAnsi="Calibri" w:cs="Calibri" w:asciiTheme="minorHAnsi" w:cstheme="minorHAnsi" w:hAnsiTheme="minorHAnsi"/>
           <w:sz w:val="20"/>
@@ -826,10 +808,10 @@
     </w:p>
     <w:p>
       <w:pPr>
-        <w:pStyle w:val="Titre4"/>
+        <w:pStyle w:val="Heading4"/>
         <w:numPr>
           <w:ilvl w:val="3"/>
-          <w:numId w:val="1"/>
+          <w:numId w:val="2"/>
         </w:numPr>
         <w:jc w:val="center"/>
         <w:rPr>
@@ -849,7 +831,7 @@
     </w:p>
     <w:p>
       <w:pPr>
-        <w:pStyle w:val="Lignehorizontale"/>
+        <w:pStyle w:val="Lignehorizontaleuser"/>
         <w:rPr>
           <w:rFonts w:ascii="Calibri" w:hAnsi="Calibri" w:cs="Calibri" w:asciiTheme="minorHAnsi" w:cstheme="minorHAnsi" w:hAnsiTheme="minorHAnsi"/>
           <w:sz w:val="20"/>
@@ -866,7 +848,7 @@
     </w:p>
     <w:p>
       <w:pPr>
-        <w:pStyle w:val="Corpsdetexte"/>
+        <w:pStyle w:val="BodyText"/>
         <w:rPr>
           <w:rFonts w:ascii="Calibri" w:hAnsi="Calibri" w:cs="Calibri" w:asciiTheme="minorHAnsi" w:cstheme="minorHAnsi" w:hAnsiTheme="minorHAnsi"/>
           <w:sz w:val="20"/>
@@ -884,7 +866,7 @@
     </w:p>
     <w:p>
       <w:pPr>
-        <w:pStyle w:val="Corpsdetexte"/>
+        <w:pStyle w:val="BodyText"/>
         <w:rPr>
           <w:rFonts w:ascii="Calibri" w:hAnsi="Calibri" w:cs="Calibri" w:asciiTheme="minorHAnsi" w:cstheme="minorHAnsi" w:hAnsiTheme="minorHAnsi"/>
           <w:sz w:val="20"/>
@@ -902,27 +884,13 @@
     </w:p>
     <w:p>
       <w:pPr>
-        <w:pStyle w:val="Corpsdetexte"/>
-        <w:rPr>
-          <w:rFonts w:ascii="Calibri" w:hAnsi="Calibri" w:cs="Calibri" w:asciiTheme="minorHAnsi" w:cstheme="minorHAnsi" w:hAnsiTheme="minorHAnsi"/>
-          <w:sz w:val="20"/>
-          <w:szCs w:val="20"/>
-        </w:rPr>
-      </w:pPr>
-      <w:r>
-        <w:rPr>
-          <w:rFonts w:cs="Calibri" w:ascii="Calibri" w:hAnsi="Calibri" w:asciiTheme="minorHAnsi" w:cstheme="minorHAnsi" w:hAnsiTheme="minorHAnsi"/>
-          <w:sz w:val="20"/>
-          <w:szCs w:val="20"/>
-        </w:rPr>
-        <w:t>{%p endfor %}</w:t>
-      </w:r>
-      <w:r>
-        <w:br w:type="page"/>
-      </w:r>
-    </w:p>
-    <w:p>
-      <w:pPr>
+        <w:pStyle w:val="BodyText"/>
+        <w:spacing w:before="0" w:after="140"/>
+        <w:rPr>
+          <w:rFonts w:ascii="Calibri" w:hAnsi="Calibri" w:cs="Calibri" w:asciiTheme="minorHAnsi" w:cstheme="minorHAnsi" w:hAnsiTheme="minorHAnsi"/>
+          <w:sz w:val="20"/>
+          <w:szCs w:val="20"/>
+        </w:rPr>
         <w:sectPr>
           <w:type w:val="nextPage"/>
           <w:pgSz w:w="11906" w:h="16838"/>
@@ -932,19 +900,25 @@
           <w:textDirection w:val="lrTb"/>
           <w:docGrid w:type="default" w:linePitch="326" w:charSpace="0"/>
         </w:sectPr>
-        <w:pStyle w:val="Corpsdetexte"/>
-        <w:rPr/>
-      </w:pPr>
-      <w:r>
-        <w:rPr/>
-      </w:r>
-    </w:p>
-    <w:p>
-      <w:pPr>
-        <w:pStyle w:val="Titre4"/>
+      </w:pPr>
+      <w:r>
+        <w:rPr>
+          <w:rFonts w:cs="Calibri" w:ascii="Calibri" w:hAnsi="Calibri" w:asciiTheme="minorHAnsi" w:cstheme="minorHAnsi" w:hAnsiTheme="minorHAnsi"/>
+          <w:sz w:val="20"/>
+          <w:szCs w:val="20"/>
+        </w:rPr>
+        <w:t>{%p endfor %}</w:t>
+      </w:r>
+      <w:r>
+        <w:br w:type="page"/>
+      </w:r>
+    </w:p>
+    <w:p>
+      <w:pPr>
+        <w:pStyle w:val="Heading4"/>
         <w:numPr>
           <w:ilvl w:val="3"/>
-          <w:numId w:val="1"/>
+          <w:numId w:val="2"/>
         </w:numPr>
         <w:jc w:val="center"/>
         <w:rPr>
@@ -964,7 +938,7 @@
     </w:p>
     <w:p>
       <w:pPr>
-        <w:pStyle w:val="Lignehorizontale"/>
+        <w:pStyle w:val="Lignehorizontaleuser"/>
         <w:rPr>
           <w:rFonts w:ascii="Calibri" w:hAnsi="Calibri" w:cs="Calibri" w:asciiTheme="minorHAnsi" w:cstheme="minorHAnsi" w:hAnsiTheme="minorHAnsi"/>
           <w:sz w:val="20"/>
@@ -982,7 +956,7 @@
     <w:p>
       <w:pPr>
         <w:pStyle w:val="Normal"/>
-        <w:jc w:val="left"/>
+        <w:jc w:val="start"/>
         <w:rPr>
           <w:rStyle w:val="Citation1"/>
           <w:rFonts w:ascii="Calibri" w:hAnsi="Calibri" w:cs="Calibri" w:asciiTheme="minorHAnsi" w:cstheme="minorHAnsi" w:hAnsiTheme="minorHAnsi"/>
@@ -1021,126 +995,117 @@
       <w:numFmt w:val="none"/>
       <w:suff w:val="nothing"/>
       <w:lvlText w:val=""/>
-      <w:lvlJc w:val="left"/>
+      <w:lvlJc w:val="start"/>
       <w:pPr>
         <w:tabs>
           <w:tab w:val="num" w:pos="0"/>
         </w:tabs>
-        <w:ind w:left="0" w:hanging="0"/>
-      </w:pPr>
-      <w:rPr/>
+        <w:ind w:start="0" w:hanging="0"/>
+      </w:pPr>
     </w:lvl>
     <w:lvl w:ilvl="1">
       <w:start w:val="1"/>
       <w:numFmt w:val="none"/>
       <w:suff w:val="nothing"/>
       <w:lvlText w:val=""/>
-      <w:lvlJc w:val="left"/>
+      <w:lvlJc w:val="start"/>
       <w:pPr>
         <w:tabs>
           <w:tab w:val="num" w:pos="0"/>
         </w:tabs>
-        <w:ind w:left="0" w:hanging="0"/>
-      </w:pPr>
-      <w:rPr/>
+        <w:ind w:start="0" w:hanging="0"/>
+      </w:pPr>
     </w:lvl>
     <w:lvl w:ilvl="2">
       <w:start w:val="1"/>
       <w:numFmt w:val="none"/>
       <w:suff w:val="nothing"/>
       <w:lvlText w:val=""/>
-      <w:lvlJc w:val="left"/>
+      <w:lvlJc w:val="start"/>
       <w:pPr>
         <w:tabs>
           <w:tab w:val="num" w:pos="0"/>
         </w:tabs>
-        <w:ind w:left="0" w:hanging="0"/>
-      </w:pPr>
-      <w:rPr/>
+        <w:ind w:start="0" w:hanging="0"/>
+      </w:pPr>
     </w:lvl>
     <w:lvl w:ilvl="3">
       <w:start w:val="1"/>
       <w:numFmt w:val="none"/>
       <w:suff w:val="nothing"/>
       <w:lvlText w:val=""/>
-      <w:lvlJc w:val="left"/>
+      <w:lvlJc w:val="start"/>
       <w:pPr>
         <w:tabs>
           <w:tab w:val="num" w:pos="0"/>
         </w:tabs>
-        <w:ind w:left="0" w:hanging="0"/>
-      </w:pPr>
-      <w:rPr/>
+        <w:ind w:start="0" w:hanging="0"/>
+      </w:pPr>
     </w:lvl>
     <w:lvl w:ilvl="4">
       <w:start w:val="1"/>
       <w:numFmt w:val="none"/>
       <w:suff w:val="nothing"/>
       <w:lvlText w:val=""/>
-      <w:lvlJc w:val="left"/>
+      <w:lvlJc w:val="start"/>
       <w:pPr>
         <w:tabs>
           <w:tab w:val="num" w:pos="0"/>
         </w:tabs>
-        <w:ind w:left="0" w:hanging="0"/>
-      </w:pPr>
-      <w:rPr/>
+        <w:ind w:start="0" w:hanging="0"/>
+      </w:pPr>
     </w:lvl>
     <w:lvl w:ilvl="5">
       <w:start w:val="1"/>
       <w:numFmt w:val="none"/>
       <w:suff w:val="nothing"/>
       <w:lvlText w:val=""/>
-      <w:lvlJc w:val="left"/>
+      <w:lvlJc w:val="start"/>
       <w:pPr>
         <w:tabs>
           <w:tab w:val="num" w:pos="0"/>
         </w:tabs>
-        <w:ind w:left="0" w:hanging="0"/>
-      </w:pPr>
-      <w:rPr/>
+        <w:ind w:start="0" w:hanging="0"/>
+      </w:pPr>
     </w:lvl>
     <w:lvl w:ilvl="6">
       <w:start w:val="1"/>
       <w:numFmt w:val="none"/>
       <w:suff w:val="nothing"/>
       <w:lvlText w:val=""/>
-      <w:lvlJc w:val="left"/>
+      <w:lvlJc w:val="start"/>
       <w:pPr>
         <w:tabs>
           <w:tab w:val="num" w:pos="0"/>
         </w:tabs>
-        <w:ind w:left="0" w:hanging="0"/>
-      </w:pPr>
-      <w:rPr/>
+        <w:ind w:start="0" w:hanging="0"/>
+      </w:pPr>
     </w:lvl>
     <w:lvl w:ilvl="7">
       <w:start w:val="1"/>
       <w:numFmt w:val="none"/>
       <w:suff w:val="nothing"/>
       <w:lvlText w:val=""/>
-      <w:lvlJc w:val="left"/>
+      <w:lvlJc w:val="start"/>
       <w:pPr>
         <w:tabs>
           <w:tab w:val="num" w:pos="0"/>
         </w:tabs>
-        <w:ind w:left="0" w:hanging="0"/>
-      </w:pPr>
-      <w:rPr/>
+        <w:ind w:start="0" w:hanging="0"/>
+      </w:pPr>
     </w:lvl>
     <w:lvl w:ilvl="8">
       <w:start w:val="1"/>
       <w:numFmt w:val="none"/>
       <w:suff w:val="nothing"/>
       <w:lvlText w:val=""/>
-      <w:lvlJc w:val="left"/>
+      <w:lvlJc w:val="start"/>
       <w:pPr>
         <w:tabs>
           <w:tab w:val="num" w:pos="0"/>
         </w:tabs>
-        <w:ind w:left="0" w:hanging="0"/>
-      </w:pPr>
-      <w:rPr/>
+        <w:ind w:start="0" w:hanging="0"/>
+      </w:pPr>
     </w:lvl>
   </w:abstractNum>
   <w:abstractNum w:abstractNumId="2">
@@ -1149,117 +1114,126 @@
       <w:numFmt w:val="none"/>
       <w:suff w:val="nothing"/>
       <w:lvlText w:val=""/>
-      <w:lvlJc w:val="left"/>
+      <w:lvlJc w:val="start"/>
       <w:pPr>
         <w:tabs>
           <w:tab w:val="num" w:pos="0"/>
         </w:tabs>
-        <w:ind w:left="0" w:hanging="0"/>
-      </w:pPr>
+        <w:ind w:start="0" w:hanging="0"/>
+      </w:pPr>
+      <w:rPr/>
     </w:lvl>
     <w:lvl w:ilvl="1">
       <w:start w:val="1"/>
       <w:numFmt w:val="none"/>
       <w:suff w:val="nothing"/>
       <w:lvlText w:val=""/>
-      <w:lvlJc w:val="left"/>
+      <w:lvlJc w:val="start"/>
       <w:pPr>
         <w:tabs>
           <w:tab w:val="num" w:pos="0"/>
         </w:tabs>
-        <w:ind w:left="0" w:hanging="0"/>
-      </w:pPr>
+        <w:ind w:start="0" w:hanging="0"/>
+      </w:pPr>
+      <w:rPr/>
     </w:lvl>
     <w:lvl w:ilvl="2">
       <w:start w:val="1"/>
       <w:numFmt w:val="none"/>
       <w:suff w:val="nothing"/>
       <w:lvlText w:val=""/>
-      <w:lvlJc w:val="left"/>
+      <w:lvlJc w:val="start"/>
       <w:pPr>
         <w:tabs>
           <w:tab w:val="num" w:pos="0"/>
         </w:tabs>
-        <w:ind w:left="0" w:hanging="0"/>
-      </w:pPr>
+        <w:ind w:start="0" w:hanging="0"/>
+      </w:pPr>
+      <w:rPr/>
     </w:lvl>
     <w:lvl w:ilvl="3">
       <w:start w:val="1"/>
       <w:numFmt w:val="none"/>
       <w:suff w:val="nothing"/>
       <w:lvlText w:val=""/>
-      <w:lvlJc w:val="left"/>
+      <w:lvlJc w:val="start"/>
       <w:pPr>
         <w:tabs>
           <w:tab w:val="num" w:pos="0"/>
         </w:tabs>
-        <w:ind w:left="0" w:hanging="0"/>
-      </w:pPr>
+        <w:ind w:start="0" w:hanging="0"/>
+      </w:pPr>
+      <w:rPr/>
     </w:lvl>
     <w:lvl w:ilvl="4">
       <w:start w:val="1"/>
       <w:numFmt w:val="none"/>
       <w:suff w:val="nothing"/>
       <w:lvlText w:val=""/>
-      <w:lvlJc w:val="left"/>
+      <w:lvlJc w:val="start"/>
       <w:pPr>
         <w:tabs>
           <w:tab w:val="num" w:pos="0"/>
         </w:tabs>
-        <w:ind w:left="0" w:hanging="0"/>
-      </w:pPr>
+        <w:ind w:start="0" w:hanging="0"/>
+      </w:pPr>
+      <w:rPr/>
     </w:lvl>
     <w:lvl w:ilvl="5">
       <w:start w:val="1"/>
       <w:numFmt w:val="none"/>
       <w:suff w:val="nothing"/>
       <w:lvlText w:val=""/>
-      <w:lvlJc w:val="left"/>
+      <w:lvlJc w:val="start"/>
       <w:pPr>
         <w:tabs>
           <w:tab w:val="num" w:pos="0"/>
         </w:tabs>
-        <w:ind w:left="0" w:hanging="0"/>
-      </w:pPr>
+        <w:ind w:start="0" w:hanging="0"/>
+      </w:pPr>
+      <w:rPr/>
     </w:lvl>
     <w:lvl w:ilvl="6">
       <w:start w:val="1"/>
       <w:numFmt w:val="none"/>
       <w:suff w:val="nothing"/>
       <w:lvlText w:val=""/>
-      <w:lvlJc w:val="left"/>
+      <w:lvlJc w:val="start"/>
       <w:pPr>
         <w:tabs>
           <w:tab w:val="num" w:pos="0"/>
         </w:tabs>
-        <w:ind w:left="0" w:hanging="0"/>
-      </w:pPr>
+        <w:ind w:start="0" w:hanging="0"/>
+      </w:pPr>
+      <w:rPr/>
     </w:lvl>
     <w:lvl w:ilvl="7">
       <w:start w:val="1"/>
       <w:numFmt w:val="none"/>
       <w:suff w:val="nothing"/>
       <w:lvlText w:val=""/>
-      <w:lvlJc w:val="left"/>
+      <w:lvlJc w:val="start"/>
       <w:pPr>
         <w:tabs>
           <w:tab w:val="num" w:pos="0"/>
         </w:tabs>
-        <w:ind w:left="0" w:hanging="0"/>
-      </w:pPr>
+        <w:ind w:start="0" w:hanging="0"/>
+      </w:pPr>
+      <w:rPr/>
     </w:lvl>
     <w:lvl w:ilvl="8">
       <w:start w:val="1"/>
       <w:numFmt w:val="none"/>
       <w:suff w:val="nothing"/>
       <w:lvlText w:val=""/>
-      <w:lvlJc w:val="left"/>
+      <w:lvlJc w:val="start"/>
       <w:pPr>
         <w:tabs>
           <w:tab w:val="num" w:pos="0"/>
         </w:tabs>
-        <w:ind w:left="0" w:hanging="0"/>
-      </w:pPr>
+        <w:ind w:start="0" w:hanging="0"/>
+      </w:pPr>
+      <w:rPr/>
     </w:lvl>
   </w:abstractNum>
   <w:num w:numId="1">
@@ -1675,7 +1649,7 @@
       <w:suppressAutoHyphens w:val="true"/>
       <w:bidi w:val="0"/>
       <w:spacing w:before="0" w:after="0"/>
-      <w:jc w:val="left"/>
+      <w:jc w:val="start"/>
     </w:pPr>
     <w:rPr>
       <w:rFonts w:ascii="Liberation Serif" w:hAnsi="Liberation Serif" w:eastAsia="Noto Serif CJK SC" w:cs="Lohit Devanagari"/>
@@ -1686,16 +1660,16 @@
       <w:lang w:val="fr-FR" w:eastAsia="zh-CN" w:bidi="hi-IN"/>
     </w:rPr>
   </w:style>
-  <w:style w:type="paragraph" w:styleId="Titre1">
-    <w:name w:val="Heading 1"/>
+  <w:style w:type="paragraph" w:styleId="Heading1">
+    <w:name w:val="heading 1"/>
     <w:basedOn w:val="Normal"/>
-    <w:next w:val="Corpsdetexte"/>
+    <w:next w:val="BodyText"/>
     <w:uiPriority w:val="9"/>
     <w:qFormat/>
     <w:pPr>
       <w:numPr>
         <w:ilvl w:val="0"/>
-        <w:numId w:val="1"/>
+        <w:numId w:val="2"/>
       </w:numPr>
       <w:spacing w:before="240" w:after="120"/>
       <w:outlineLvl w:val="0"/>
@@ -1707,17 +1681,17 @@
       <w:szCs w:val="36"/>
     </w:rPr>
   </w:style>
-  <w:style w:type="paragraph" w:styleId="Titre4">
-    <w:name w:val="Heading 4"/>
+  <w:style w:type="paragraph" w:styleId="Heading4">
+    <w:name w:val="heading 4"/>
     <w:basedOn w:val="Normal"/>
-    <w:next w:val="Corpsdetexte"/>
+    <w:next w:val="BodyText"/>
     <w:uiPriority w:val="9"/>
     <w:unhideWhenUsed/>
     <w:qFormat/>
     <w:pPr>
       <w:numPr>
         <w:ilvl w:val="3"/>
-        <w:numId w:val="1"/>
+        <w:numId w:val="2"/>
       </w:numPr>
       <w:spacing w:before="120" w:after="120"/>
       <w:outlineLvl w:val="3"/>
@@ -1747,7 +1721,7 @@
       <w:iCs/>
     </w:rPr>
   </w:style>
-  <w:style w:type="character" w:styleId="Annotationreference">
+  <w:style w:type="character" w:styleId="CommentReference">
     <w:name w:val="annotation reference"/>
     <w:basedOn w:val="DefaultParagraphFont"/>
     <w:uiPriority w:val="99"/>
@@ -1763,7 +1737,6 @@
   <w:style w:type="character" w:styleId="CommentaireCar" w:customStyle="1">
     <w:name w:val="Commentaire Car"/>
     <w:basedOn w:val="DefaultParagraphFont"/>
-    <w:link w:val="Annotationtext"/>
     <w:uiPriority w:val="99"/>
     <w:semiHidden/>
     <w:qFormat/>
@@ -1777,7 +1750,7 @@
   <w:style w:type="character" w:styleId="ObjetducommentaireCar" w:customStyle="1">
     <w:name w:val="Objet du commentaire Car"/>
     <w:basedOn w:val="CommentaireCar"/>
-    <w:link w:val="Annotationsubject"/>
+    <w:link w:val="annotationsubject"/>
     <w:uiPriority w:val="99"/>
     <w:semiHidden/>
     <w:qFormat/>
@@ -1793,19 +1766,19 @@
   <w:style w:type="paragraph" w:styleId="Titre">
     <w:name w:val="Titre"/>
     <w:basedOn w:val="Normal"/>
-    <w:next w:val="Corpsdetexte"/>
+    <w:next w:val="BodyText"/>
     <w:qFormat/>
     <w:pPr>
       <w:keepNext w:val="true"/>
       <w:spacing w:before="240" w:after="120"/>
     </w:pPr>
     <w:rPr>
-      <w:rFonts w:ascii="Liberation Sans" w:hAnsi="Liberation Sans" w:eastAsia="Noto Sans CJK SC" w:cs="Lohit Devanagari"/>
+      <w:rFonts w:ascii="Liberation Sans" w:hAnsi="Liberation Sans" w:eastAsia="Noto Sans CJK SC" w:cs="Noto Sans Devanagari"/>
       <w:sz w:val="28"/>
       <w:szCs w:val="28"/>
     </w:rPr>
   </w:style>
-  <w:style w:type="paragraph" w:styleId="Corpsdetexte">
+  <w:style w:type="paragraph" w:styleId="BodyText">
     <w:name w:val="Body Text"/>
     <w:basedOn w:val="Normal"/>
     <w:pPr>
@@ -1813,52 +1786,11 @@
     </w:pPr>
     <w:rPr/>
   </w:style>
-  <w:style w:type="paragraph" w:styleId="Liste">
+  <w:style w:type="paragraph" w:styleId="List">
     <w:name w:val="List"/>
-    <w:basedOn w:val="Corpsdetexte"/>
+    <w:basedOn w:val="BodyText"/>
     <w:pPr/>
     <w:rPr/>
-  </w:style>
-  <w:style w:type="paragraph" w:styleId="Lgende">
-    <w:name w:val="Caption"/>
-    <w:basedOn w:val="Normal"/>
-    <w:qFormat/>
-    <w:pPr>
-      <w:suppressLineNumbers/>
-      <w:spacing w:before="120" w:after="120"/>
-    </w:pPr>
-    <w:rPr>
-      <w:rFonts w:cs="Lohit Devanagari"/>
-      <w:i/>
-      <w:iCs/>
-      <w:sz w:val="24"/>
-      <w:szCs w:val="24"/>
-    </w:rPr>
-  </w:style>
-  <w:style w:type="paragraph" w:styleId="Index" w:customStyle="1">
-    <w:name w:val="Index"/>
-    <w:basedOn w:val="Normal"/>
-    <w:qFormat/>
-    <w:pPr>
-      <w:suppressLineNumbers/>
-    </w:pPr>
-    <w:rPr/>
-  </w:style>
-  <w:style w:type="paragraph" w:styleId="Titreprincipal">
-    <w:name w:val="Title"/>
-    <w:basedOn w:val="Normal"/>
-    <w:next w:val="Corpsdetexte"/>
-    <w:uiPriority w:val="10"/>
-    <w:qFormat/>
-    <w:pPr>
-      <w:jc w:val="center"/>
-    </w:pPr>
-    <w:rPr>
-      <w:b/>
-      <w:bCs/>
-      <w:sz w:val="56"/>
-      <w:szCs w:val="56"/>
-    </w:rPr>
   </w:style>
   <w:style w:type="paragraph" w:styleId="Caption">
     <w:name w:val="caption"/>
@@ -1873,10 +1805,50 @@
       <w:iCs/>
     </w:rPr>
   </w:style>
-  <w:style w:type="paragraph" w:styleId="Lignehorizontale" w:customStyle="1">
-    <w:name w:val="Ligne horizontale"/>
+  <w:style w:type="paragraph" w:styleId="Index" w:customStyle="1">
+    <w:name w:val="Index"/>
     <w:basedOn w:val="Normal"/>
-    <w:next w:val="Corpsdetexte"/>
+    <w:qFormat/>
+    <w:pPr>
+      <w:suppressLineNumbers/>
+    </w:pPr>
+    <w:rPr/>
+  </w:style>
+  <w:style w:type="paragraph" w:styleId="Titreuser">
+    <w:name w:val="Titre (user)"/>
+    <w:basedOn w:val="Normal"/>
+    <w:next w:val="BodyText"/>
+    <w:qFormat/>
+    <w:pPr>
+      <w:keepNext w:val="true"/>
+      <w:spacing w:before="240" w:after="120"/>
+    </w:pPr>
+    <w:rPr>
+      <w:rFonts w:ascii="Liberation Sans" w:hAnsi="Liberation Sans" w:eastAsia="Noto Sans CJK SC" w:cs="Lohit Devanagari"/>
+      <w:sz w:val="28"/>
+      <w:szCs w:val="28"/>
+    </w:rPr>
+  </w:style>
+  <w:style w:type="paragraph" w:styleId="Title">
+    <w:name w:val="Title"/>
+    <w:basedOn w:val="Normal"/>
+    <w:next w:val="BodyText"/>
+    <w:uiPriority w:val="10"/>
+    <w:qFormat/>
+    <w:pPr>
+      <w:jc w:val="center"/>
+    </w:pPr>
+    <w:rPr>
+      <w:b/>
+      <w:bCs/>
+      <w:sz w:val="56"/>
+      <w:szCs w:val="56"/>
+    </w:rPr>
+  </w:style>
+  <w:style w:type="paragraph" w:styleId="Lignehorizontaleuser" w:customStyle="1">
+    <w:name w:val="Ligne horizontale (user)"/>
+    <w:basedOn w:val="Normal"/>
+    <w:next w:val="BodyText"/>
     <w:qFormat/>
     <w:pPr>
       <w:suppressLineNumbers/>
@@ -1890,8 +1862,8 @@
       <w:szCs w:val="12"/>
     </w:rPr>
   </w:style>
-  <w:style w:type="paragraph" w:styleId="Texteprformat" w:customStyle="1">
-    <w:name w:val="Texte préformaté"/>
+  <w:style w:type="paragraph" w:styleId="Texteprformatuser" w:customStyle="1">
+    <w:name w:val="Texte préformaté (user)"/>
     <w:basedOn w:val="Normal"/>
     <w:qFormat/>
     <w:pPr/>
@@ -1903,7 +1875,7 @@
   </w:style>
   <w:style w:type="paragraph" w:styleId="LigneH2" w:customStyle="1">
     <w:name w:val="Ligne H 2"/>
-    <w:basedOn w:val="Lignehorizontale"/>
+    <w:basedOn w:val="Lignehorizontaleuser"/>
     <w:qFormat/>
     <w:pPr>
       <w:pBdr>
@@ -1912,7 +1884,7 @@
     </w:pPr>
     <w:rPr/>
   </w:style>
-  <w:style w:type="paragraph" w:styleId="Annotationtext">
+  <w:style w:type="paragraph" w:styleId="CommentText">
     <w:name w:val="annotation text"/>
     <w:basedOn w:val="Normal"/>
     <w:link w:val="CommentaireCar"/>
@@ -1928,10 +1900,10 @@
       <w:szCs w:val="18"/>
     </w:rPr>
   </w:style>
-  <w:style w:type="paragraph" w:styleId="Annotationsubject">
+  <w:style w:type="paragraph" w:styleId="annotationsubject">
     <w:name w:val="annotation subject"/>
-    <w:basedOn w:val="Annotationtext"/>
-    <w:next w:val="Annotationtext"/>
+    <w:basedOn w:val="CommentText"/>
+    <w:next w:val="CommentText"/>
     <w:link w:val="ObjetducommentaireCar"/>
     <w:uiPriority w:val="99"/>
     <w:semiHidden/>
@@ -1944,8 +1916,8 @@
       <w:bCs/>
     </w:rPr>
   </w:style>
-  <w:style w:type="numbering" w:styleId="NoList" w:default="1">
-    <w:name w:val="No List"/>
+  <w:style w:type="numbering" w:styleId="Pasdeliste" w:default="1">
+    <w:name w:val="Pas de liste"/>
     <w:uiPriority w:val="99"/>
     <w:semiHidden/>
     <w:unhideWhenUsed/>
@@ -1985,195 +1957,97 @@
 </file>
 
 <file path=word/theme/theme1.xml><?xml version="1.0" encoding="utf-8"?>
-<a:theme xmlns:a="http://schemas.openxmlformats.org/drawingml/2006/main" name="Thème Office">
+<a:theme xmlns:a="http://schemas.openxmlformats.org/drawingml/2006/main" xmlns:r="http://schemas.openxmlformats.org/officeDocument/2006/relationships" name="Thème Office">
   <a:themeElements>
     <a:clrScheme name="Office">
       <a:dk1>
-        <a:sysClr val="windowText" lastClr="000000"/>
+        <a:srgbClr val="000000"/>
       </a:dk1>
       <a:lt1>
-        <a:sysClr val="window" lastClr="FFFFFF"/>
+        <a:srgbClr val="ffffff"/>
       </a:lt1>
       <a:dk2>
-        <a:srgbClr val="44546A"/>
+        <a:srgbClr val="44546a"/>
       </a:dk2>
       <a:lt2>
-        <a:srgbClr val="E7E6E6"/>
+        <a:srgbClr val="e7e6e6"/>
       </a:lt2>
       <a:accent1>
-        <a:srgbClr val="4472C4"/>
+        <a:srgbClr val="4472c4"/>
       </a:accent1>
       <a:accent2>
-        <a:srgbClr val="ED7D31"/>
+        <a:srgbClr val="ed7d31"/>
       </a:accent2>
       <a:accent3>
-        <a:srgbClr val="A5A5A5"/>
+        <a:srgbClr val="a5a5a5"/>
       </a:accent3>
       <a:accent4>
-        <a:srgbClr val="FFC000"/>
+        <a:srgbClr val="ffc000"/>
       </a:accent4>
       <a:accent5>
-        <a:srgbClr val="5B9BD5"/>
+        <a:srgbClr val="5b9bd5"/>
       </a:accent5>
       <a:accent6>
-        <a:srgbClr val="70AD47"/>
+        <a:srgbClr val="70ad47"/>
       </a:accent6>
       <a:hlink>
-        <a:srgbClr val="0563C1"/>
+        <a:srgbClr val="0563c1"/>
       </a:hlink>
       <a:folHlink>
-        <a:srgbClr val="954F72"/>
+        <a:srgbClr val="954f72"/>
       </a:folHlink>
     </a:clrScheme>
     <a:fontScheme name="Office">
       <a:majorFont>
-        <a:latin typeface="Calibri Light" panose="020F0302020204030204"/>
+        <a:latin typeface="Calibri Light" panose="020F0302020204030204" pitchFamily="0" charset="1"/>
         <a:ea typeface=""/>
         <a:cs typeface=""/>
-        <a:font script="Jpan" typeface="游ゴシック Light"/>
-        <a:font script="Hang" typeface="맑은 고딕"/>
-        <a:font script="Hans" typeface="等线 Light"/>
-        <a:font script="Hant" typeface="新細明體"/>
-        <a:font script="Arab" typeface="Times New Roman"/>
-        <a:font script="Hebr" typeface="Times New Roman"/>
-        <a:font script="Thai" typeface="Angsana New"/>
-        <a:font script="Ethi" typeface="Nyala"/>
-        <a:font script="Beng" typeface="Vrinda"/>
-        <a:font script="Gujr" typeface="Shruti"/>
-        <a:font script="Khmr" typeface="MoolBoran"/>
-        <a:font script="Knda" typeface="Tunga"/>
-        <a:font script="Guru" typeface="Raavi"/>
-        <a:font script="Cans" typeface="Euphemia"/>
-        <a:font script="Cher" typeface="Plantagenet Cherokee"/>
-        <a:font script="Yiii" typeface="Microsoft Yi Baiti"/>
-        <a:font script="Tibt" typeface="Microsoft Himalaya"/>
-        <a:font script="Thaa" typeface="MV Boli"/>
-        <a:font script="Deva" typeface="Mangal"/>
-        <a:font script="Telu" typeface="Gautami"/>
-        <a:font script="Taml" typeface="Latha"/>
-        <a:font script="Syrc" typeface="Estrangelo Edessa"/>
-        <a:font script="Orya" typeface="Kalinga"/>
-        <a:font script="Mlym" typeface="Kartika"/>
-        <a:font script="Laoo" typeface="DokChampa"/>
-        <a:font script="Sinh" typeface="Iskoola Pota"/>
-        <a:font script="Mong" typeface="Mongolian Baiti"/>
-        <a:font script="Viet" typeface="Times New Roman"/>
-        <a:font script="Uigh" typeface="Microsoft Uighur"/>
-        <a:font script="Geor" typeface="Sylfaen"/>
-        <a:font script="Armn" typeface="Arial"/>
-        <a:font script="Bugi" typeface="Leelawadee UI"/>
-        <a:font script="Bopo" typeface="Microsoft JhengHei"/>
-        <a:font script="Java" typeface="Javanese Text"/>
-        <a:font script="Lisu" typeface="Segoe UI"/>
-        <a:font script="Mymr" typeface="Myanmar Text"/>
-        <a:font script="Nkoo" typeface="Ebrima"/>
-        <a:font script="Olck" typeface="Nirmala UI"/>
-        <a:font script="Osma" typeface="Ebrima"/>
-        <a:font script="Phag" typeface="Phagspa"/>
-        <a:font script="Syrn" typeface="Estrangelo Edessa"/>
-        <a:font script="Syrj" typeface="Estrangelo Edessa"/>
-        <a:font script="Syre" typeface="Estrangelo Edessa"/>
-        <a:font script="Sora" typeface="Nirmala UI"/>
-        <a:font script="Tale" typeface="Microsoft Tai Le"/>
-        <a:font script="Talu" typeface="Microsoft New Tai Lue"/>
-        <a:font script="Tfng" typeface="Ebrima"/>
       </a:majorFont>
       <a:minorFont>
-        <a:latin typeface="Calibri" panose="020F0502020204030204"/>
+        <a:latin typeface="Calibri" panose="020F0502020204030204" pitchFamily="0" charset="1"/>
         <a:ea typeface=""/>
         <a:cs typeface=""/>
-        <a:font script="Jpan" typeface="游明朝"/>
-        <a:font script="Hang" typeface="맑은 고딕"/>
-        <a:font script="Hans" typeface="等线"/>
-        <a:font script="Hant" typeface="新細明體"/>
-        <a:font script="Arab" typeface="Arial"/>
-        <a:font script="Hebr" typeface="Arial"/>
-        <a:font script="Thai" typeface="Cordia New"/>
-        <a:font script="Ethi" typeface="Nyala"/>
-        <a:font script="Beng" typeface="Vrinda"/>
-        <a:font script="Gujr" typeface="Shruti"/>
-        <a:font script="Khmr" typeface="DaunPenh"/>
-        <a:font script="Knda" typeface="Tunga"/>
-        <a:font script="Guru" typeface="Raavi"/>
-        <a:font script="Cans" typeface="Euphemia"/>
-        <a:font script="Cher" typeface="Plantagenet Cherokee"/>
-        <a:font script="Yiii" typeface="Microsoft Yi Baiti"/>
-        <a:font script="Tibt" typeface="Microsoft Himalaya"/>
-        <a:font script="Thaa" typeface="MV Boli"/>
-        <a:font script="Deva" typeface="Mangal"/>
-        <a:font script="Telu" typeface="Gautami"/>
-        <a:font script="Taml" typeface="Latha"/>
-        <a:font script="Syrc" typeface="Estrangelo Edessa"/>
-        <a:font script="Orya" typeface="Kalinga"/>
-        <a:font script="Mlym" typeface="Kartika"/>
-        <a:font script="Laoo" typeface="DokChampa"/>
-        <a:font script="Sinh" typeface="Iskoola Pota"/>
-        <a:font script="Mong" typeface="Mongolian Baiti"/>
-        <a:font script="Viet" typeface="Arial"/>
-        <a:font script="Uigh" typeface="Microsoft Uighur"/>
-        <a:font script="Geor" typeface="Sylfaen"/>
-        <a:font script="Armn" typeface="Arial"/>
-        <a:font script="Bugi" typeface="Leelawadee UI"/>
-        <a:font script="Bopo" typeface="Microsoft JhengHei"/>
-        <a:font script="Java" typeface="Javanese Text"/>
-        <a:font script="Lisu" typeface="Segoe UI"/>
-        <a:font script="Mymr" typeface="Myanmar Text"/>
-        <a:font script="Nkoo" typeface="Ebrima"/>
-        <a:font script="Olck" typeface="Nirmala UI"/>
-        <a:font script="Osma" typeface="Ebrima"/>
-        <a:font script="Phag" typeface="Phagspa"/>
-        <a:font script="Syrn" typeface="Estrangelo Edessa"/>
-        <a:font script="Syrj" typeface="Estrangelo Edessa"/>
-        <a:font script="Syre" typeface="Estrangelo Edessa"/>
-        <a:font script="Sora" typeface="Nirmala UI"/>
-        <a:font script="Tale" typeface="Microsoft Tai Le"/>
-        <a:font script="Talu" typeface="Microsoft New Tai Lue"/>
-        <a:font script="Tfng" typeface="Ebrima"/>
       </a:minorFont>
     </a:fontScheme>
-    <a:fmtScheme name="Office">
+    <a:fmtScheme>
       <a:fillStyleLst>
         <a:solidFill>
           <a:schemeClr val="phClr"/>
         </a:solidFill>
-        <a:gradFill rotWithShape="1">
+        <a:gradFill>
           <a:gsLst>
             <a:gs pos="0">
               <a:schemeClr val="phClr">
                 <a:lumMod val="110000"/>
-                <a:satMod val="105000"/>
                 <a:tint val="67000"/>
               </a:schemeClr>
             </a:gs>
             <a:gs pos="50000">
               <a:schemeClr val="phClr">
                 <a:lumMod val="105000"/>
-                <a:satMod val="103000"/>
                 <a:tint val="73000"/>
               </a:schemeClr>
             </a:gs>
             <a:gs pos="100000">
               <a:schemeClr val="phClr">
                 <a:lumMod val="105000"/>
-                <a:satMod val="109000"/>
                 <a:tint val="81000"/>
               </a:schemeClr>
             </a:gs>
           </a:gsLst>
           <a:lin ang="5400000" scaled="0"/>
+          <a:tileRect l="0" t="0" r="0" b="0"/>
         </a:gradFill>
-        <a:gradFill rotWithShape="1">
+        <a:gradFill>
           <a:gsLst>
             <a:gs pos="0">
               <a:schemeClr val="phClr">
-                <a:satMod val="103000"/>
                 <a:lumMod val="102000"/>
                 <a:tint val="94000"/>
               </a:schemeClr>
             </a:gs>
             <a:gs pos="50000">
               <a:schemeClr val="phClr">
-                <a:satMod val="110000"/>
                 <a:lumMod val="100000"/>
                 <a:shade val="100000"/>
               </a:schemeClr>
@@ -2181,33 +2055,24 @@
             <a:gs pos="100000">
               <a:schemeClr val="phClr">
                 <a:lumMod val="99000"/>
-                <a:satMod val="120000"/>
                 <a:shade val="78000"/>
               </a:schemeClr>
             </a:gs>
           </a:gsLst>
           <a:lin ang="5400000" scaled="0"/>
+          <a:tileRect l="0" t="0" r="0" b="0"/>
         </a:gradFill>
       </a:fillStyleLst>
       <a:lnStyleLst>
         <a:ln w="6350" cap="flat" cmpd="sng" algn="ctr">
-          <a:solidFill>
-            <a:schemeClr val="phClr"/>
-          </a:solidFill>
           <a:prstDash val="solid"/>
           <a:miter lim="800000"/>
         </a:ln>
         <a:ln w="12700" cap="flat" cmpd="sng" algn="ctr">
-          <a:solidFill>
-            <a:schemeClr val="phClr"/>
-          </a:solidFill>
           <a:prstDash val="solid"/>
           <a:miter lim="800000"/>
         </a:ln>
         <a:ln w="19050" cap="flat" cmpd="sng" algn="ctr">
-          <a:solidFill>
-            <a:schemeClr val="phClr"/>
-          </a:solidFill>
           <a:prstDash val="solid"/>
           <a:miter lim="800000"/>
         </a:ln>
@@ -2220,13 +2085,7 @@
           <a:effectLst/>
         </a:effectStyle>
         <a:effectStyle>
-          <a:effectLst>
-            <a:outerShdw blurRad="57150" dist="19050" dir="5400000" algn="ctr" rotWithShape="0">
-              <a:srgbClr val="000000">
-                <a:alpha val="63000"/>
-              </a:srgbClr>
-            </a:outerShdw>
-          </a:effectLst>
+          <a:effectLst/>
         </a:effectStyle>
       </a:effectStyleLst>
       <a:bgFillStyleLst>
@@ -2236,15 +2095,13 @@
         <a:solidFill>
           <a:schemeClr val="phClr">
             <a:tint val="95000"/>
-            <a:satMod val="170000"/>
           </a:schemeClr>
         </a:solidFill>
-        <a:gradFill rotWithShape="1">
+        <a:gradFill>
           <a:gsLst>
             <a:gs pos="0">
               <a:schemeClr val="phClr">
                 <a:tint val="93000"/>
-                <a:satMod val="150000"/>
                 <a:shade val="98000"/>
                 <a:lumMod val="102000"/>
               </a:schemeClr>
@@ -2252,7 +2109,6 @@
             <a:gs pos="50000">
               <a:schemeClr val="phClr">
                 <a:tint val="98000"/>
-                <a:satMod val="130000"/>
                 <a:shade val="90000"/>
                 <a:lumMod val="103000"/>
               </a:schemeClr>
@@ -2260,21 +2116,14 @@
             <a:gs pos="100000">
               <a:schemeClr val="phClr">
                 <a:shade val="63000"/>
-                <a:satMod val="120000"/>
               </a:schemeClr>
             </a:gs>
           </a:gsLst>
           <a:lin ang="5400000" scaled="0"/>
+          <a:tileRect l="0" t="0" r="0" b="0"/>
         </a:gradFill>
       </a:bgFillStyleLst>
     </a:fmtScheme>
   </a:themeElements>
-  <a:objectDefaults/>
-  <a:extraClrSchemeLst/>
-  <a:extLst>
-    <a:ext uri="{05A4C25C-085E-4340-85A3-A5531E510DB2}">
-      <thm15:themeFamily xmlns:thm15="http://schemas.microsoft.com/office/thememl/2012/main" name="Office Theme" id="{62F939B6-93AF-4DB8-9C6B-D6C7DFDC589F}" vid="{4A3C46E8-61CC-4603-A589-7422A47A8E4A}"/>
-    </a:ext>
-  </a:extLst>
 </a:theme>
 </file>
--- a/tiac/doc_templates/evenement_simple.docx
+++ b/tiac/doc_templates/evenement_simple.docx
@@ -1,13 +1,13 @@
 
 <file path=word/document.xml><?xml version="1.0" encoding="utf-8"?>
-<w:document xmlns:o="urn:schemas-microsoft-com:office:office" xmlns:r="http://schemas.openxmlformats.org/officeDocument/2006/relationships" xmlns:v="urn:schemas-microsoft-com:vml" xmlns:w="http://schemas.openxmlformats.org/wordprocessingml/2006/main" xmlns:w10="urn:schemas-microsoft-com:office:word" xmlns:wp="http://schemas.openxmlformats.org/drawingml/2006/wordprocessingDrawing" xmlns:pic="http://schemas.openxmlformats.org/drawingml/2006/picture" xmlns:wps="http://schemas.microsoft.com/office/word/2010/wordprocessingShape" xmlns:wpg="http://schemas.microsoft.com/office/word/2010/wordprocessingGroup" xmlns:mc="http://schemas.openxmlformats.org/markup-compatibility/2006" xmlns:wp14="http://schemas.microsoft.com/office/word/2010/wordprocessingDrawing" xmlns:w14="http://schemas.microsoft.com/office/word/2010/wordml" xmlns:w15="http://schemas.microsoft.com/office/word/2012/wordml" mc:Ignorable="w14 wp14 w15">
+<w:document xmlns:o="urn:schemas-microsoft-com:office:office" xmlns:r="http://schemas.openxmlformats.org/officeDocument/2006/relationships" xmlns:v="urn:schemas-microsoft-com:vml" xmlns:w="http://schemas.openxmlformats.org/wordprocessingml/2006/main" xmlns:w10="urn:schemas-microsoft-com:office:word" xmlns:wp="http://schemas.openxmlformats.org/drawingml/2006/wordprocessingDrawing" xmlns:wps="http://schemas.microsoft.com/office/word/2010/wordprocessingShape" xmlns:wpg="http://schemas.microsoft.com/office/word/2010/wordprocessingGroup" xmlns:mc="http://schemas.openxmlformats.org/markup-compatibility/2006" xmlns:wp14="http://schemas.microsoft.com/office/word/2010/wordprocessingDrawing" xmlns:w14="http://schemas.microsoft.com/office/word/2010/wordml" xmlns:w15="http://schemas.microsoft.com/office/word/2012/wordml" mc:Ignorable="w14 wp14 w15">
   <w:body>
     <w:p>
       <w:pPr>
-        <w:pStyle w:val="Heading1"/>
+        <w:pStyle w:val="Titre1"/>
         <w:numPr>
           <w:ilvl w:val="0"/>
-          <w:numId w:val="2"/>
+          <w:numId w:val="1"/>
         </w:numPr>
         <w:spacing w:before="240" w:after="120"/>
         <w:jc w:val="center"/>
@@ -28,10 +28,10 @@
     </w:p>
     <w:p>
       <w:pPr>
-        <w:pStyle w:val="Heading1"/>
+        <w:pStyle w:val="Titre1"/>
         <w:numPr>
           <w:ilvl w:val="0"/>
-          <w:numId w:val="2"/>
+          <w:numId w:val="1"/>
         </w:numPr>
         <w:jc w:val="center"/>
         <w:rPr>
@@ -59,7 +59,7 @@
     </w:p>
     <w:p>
       <w:pPr>
-        <w:pStyle w:val="BodyText"/>
+        <w:pStyle w:val="Corpsdetexte"/>
         <w:jc w:val="center"/>
         <w:rPr>
           <w:rFonts w:ascii="Calibri" w:hAnsi="Calibri" w:cs="Calibri" w:asciiTheme="minorHAnsi" w:cstheme="minorHAnsi" w:hAnsiTheme="minorHAnsi"/>
@@ -78,7 +78,7 @@
     </w:p>
     <w:p>
       <w:pPr>
-        <w:pStyle w:val="BodyText"/>
+        <w:pStyle w:val="Corpsdetexte"/>
         <w:jc w:val="center"/>
         <w:rPr>
           <w:rFonts w:ascii="Calibri" w:hAnsi="Calibri" w:cs="Calibri" w:asciiTheme="minorHAnsi" w:cstheme="minorHAnsi" w:hAnsiTheme="minorHAnsi"/>
@@ -96,10 +96,10 @@
     </w:p>
     <w:p>
       <w:pPr>
-        <w:pStyle w:val="Heading4"/>
+        <w:pStyle w:val="Titre4"/>
         <w:numPr>
           <w:ilvl w:val="3"/>
-          <w:numId w:val="2"/>
+          <w:numId w:val="1"/>
         </w:numPr>
         <w:jc w:val="center"/>
         <w:rPr>
@@ -119,7 +119,7 @@
     </w:p>
     <w:p>
       <w:pPr>
-        <w:pStyle w:val="Lignehorizontaleuser"/>
+        <w:pStyle w:val="Lignehorizontale"/>
         <w:rPr>
           <w:rFonts w:ascii="Calibri" w:hAnsi="Calibri" w:cs="Calibri" w:asciiTheme="minorHAnsi" w:cstheme="minorHAnsi" w:hAnsiTheme="minorHAnsi"/>
           <w:sz w:val="20"/>
@@ -136,9 +136,10 @@
     </w:p>
     <w:p>
       <w:pPr>
-        <w:pStyle w:val="BodyText"/>
-        <w:rPr>
-          <w:rFonts w:ascii="Calibri" w:hAnsi="Calibri" w:cs="Calibri" w:asciiTheme="minorHAnsi" w:cstheme="minorHAnsi" w:hAnsiTheme="minorHAnsi"/>
+        <w:pStyle w:val="Corpsdetexte"/>
+        <w:rPr>
+          <w:rFonts w:ascii="Calibri" w:hAnsi="Calibri" w:cs="Calibri" w:asciiTheme="minorHAnsi" w:cstheme="minorHAnsi" w:hAnsiTheme="minorHAnsi"/>
+          <w:b/>
           <w:b/>
           <w:bCs/>
           <w:sz w:val="20"/>
@@ -158,7 +159,7 @@
     </w:p>
     <w:p>
       <w:pPr>
-        <w:pStyle w:val="BodyText"/>
+        <w:pStyle w:val="Corpsdetexte"/>
         <w:rPr>
           <w:rFonts w:ascii="Calibri" w:hAnsi="Calibri" w:cs="Calibri" w:asciiTheme="minorHAnsi" w:cstheme="minorHAnsi" w:hAnsiTheme="minorHAnsi"/>
           <w:sz w:val="20"/>
@@ -176,7 +177,7 @@
     </w:p>
     <w:p>
       <w:pPr>
-        <w:pStyle w:val="BodyText"/>
+        <w:pStyle w:val="Corpsdetexte"/>
         <w:rPr>
           <w:rFonts w:ascii="Calibri" w:hAnsi="Calibri" w:cs="Calibri" w:asciiTheme="minorHAnsi" w:cstheme="minorHAnsi" w:hAnsiTheme="minorHAnsi"/>
           <w:sz w:val="20"/>
@@ -194,7 +195,7 @@
     </w:p>
     <w:p>
       <w:pPr>
-        <w:pStyle w:val="BodyText"/>
+        <w:pStyle w:val="Corpsdetexte"/>
         <w:rPr>
           <w:rFonts w:ascii="Calibri" w:hAnsi="Calibri" w:cs="Calibri" w:asciiTheme="minorHAnsi" w:cstheme="minorHAnsi" w:hAnsiTheme="minorHAnsi"/>
           <w:sz w:val="20"/>
@@ -212,7 +213,57 @@
     </w:p>
     <w:p>
       <w:pPr>
-        <w:pStyle w:val="BodyText"/>
+        <w:pStyle w:val="Corpsdetexte"/>
+        <w:rPr>
+          <w:rFonts w:ascii="Calibri" w:hAnsi="Calibri" w:cs="Calibri" w:asciiTheme="minorHAnsi" w:cstheme="minorHAnsi" w:hAnsiTheme="minorHAnsi"/>
+          <w:sz w:val="20"/>
+          <w:szCs w:val="20"/>
+        </w:rPr>
+      </w:pPr>
+      <w:r>
+        <w:rPr>
+          <w:rFonts w:cs="Calibri" w:ascii="Calibri" w:hAnsi="Calibri" w:asciiTheme="minorHAnsi" w:cstheme="minorHAnsi" w:hAnsiTheme="minorHAnsi"/>
+          <w:sz w:val="20"/>
+          <w:szCs w:val="20"/>
+        </w:rPr>
+        <w:t xml:space="preserve">Date de </w:t>
+      </w:r>
+      <w:r>
+        <w:rPr>
+          <w:rFonts w:cs="Calibri" w:ascii="Calibri" w:hAnsi="Calibri" w:asciiTheme="minorHAnsi" w:cstheme="minorHAnsi" w:hAnsiTheme="minorHAnsi"/>
+          <w:sz w:val="20"/>
+          <w:szCs w:val="20"/>
+        </w:rPr>
+        <w:t>publication</w:t>
+      </w:r>
+      <w:r>
+        <w:rPr>
+          <w:rFonts w:cs="Calibri" w:ascii="Calibri" w:hAnsi="Calibri" w:asciiTheme="minorHAnsi" w:cstheme="minorHAnsi" w:hAnsiTheme="minorHAnsi"/>
+          <w:sz w:val="20"/>
+          <w:szCs w:val="20"/>
+        </w:rPr>
+        <w:t>: {{object.date_</w:t>
+      </w:r>
+      <w:r>
+        <w:rPr>
+          <w:rFonts w:cs="Calibri" w:ascii="Calibri" w:hAnsi="Calibri" w:asciiTheme="minorHAnsi" w:cstheme="minorHAnsi" w:hAnsiTheme="minorHAnsi"/>
+          <w:sz w:val="20"/>
+          <w:szCs w:val="20"/>
+        </w:rPr>
+        <w:t>publication</w:t>
+      </w:r>
+      <w:r>
+        <w:rPr>
+          <w:rFonts w:cs="Calibri" w:ascii="Calibri" w:hAnsi="Calibri" w:asciiTheme="minorHAnsi" w:cstheme="minorHAnsi" w:hAnsiTheme="minorHAnsi"/>
+          <w:sz w:val="20"/>
+          <w:szCs w:val="20"/>
+        </w:rPr>
+        <w:t>.strftime("%Y-%m-%d %H:%M") }}</w:t>
+      </w:r>
+    </w:p>
+    <w:p>
+      <w:pPr>
+        <w:pStyle w:val="Corpsdetexte"/>
         <w:rPr>
           <w:rFonts w:ascii="Calibri" w:hAnsi="Calibri" w:cs="Calibri" w:asciiTheme="minorHAnsi" w:cstheme="minorHAnsi" w:hAnsiTheme="minorHAnsi"/>
           <w:sz w:val="20"/>
@@ -230,7 +281,7 @@
     </w:p>
     <w:p>
       <w:pPr>
-        <w:pStyle w:val="BodyText"/>
+        <w:pStyle w:val="Corpsdetexte"/>
         <w:rPr>
           <w:rFonts w:ascii="Calibri" w:hAnsi="Calibri" w:cs="Calibri" w:asciiTheme="minorHAnsi" w:cstheme="minorHAnsi" w:hAnsiTheme="minorHAnsi"/>
           <w:sz w:val="20"/>
@@ -248,7 +299,7 @@
     </w:p>
     <w:p>
       <w:pPr>
-        <w:pStyle w:val="BodyText"/>
+        <w:pStyle w:val="Corpsdetexte"/>
         <w:rPr>
           <w:rFonts w:ascii="Calibri" w:hAnsi="Calibri" w:cs="Calibri" w:asciiTheme="minorHAnsi" w:cstheme="minorHAnsi" w:hAnsiTheme="minorHAnsi"/>
           <w:sz w:val="20"/>
@@ -268,14 +319,14 @@
       <w:tblPr>
         <w:tblStyle w:val="Grilledutableau"/>
         <w:tblW w:w="10485" w:type="dxa"/>
-        <w:jc w:val="start"/>
+        <w:jc w:val="left"/>
         <w:tblInd w:w="113" w:type="dxa"/>
         <w:tblLayout w:type="fixed"/>
         <w:tblCellMar>
           <w:top w:w="0" w:type="dxa"/>
-          <w:start w:w="108" w:type="dxa"/>
+          <w:left w:w="108" w:type="dxa"/>
           <w:bottom w:w="0" w:type="dxa"/>
-          <w:end w:w="108" w:type="dxa"/>
+          <w:right w:w="108" w:type="dxa"/>
         </w:tblCellMar>
         <w:tblLook w:val="04a0" w:noHBand="0" w:noVBand="1" w:firstColumn="1" w:lastRow="0" w:lastColumn="0" w:firstRow="1"/>
       </w:tblPr>
@@ -291,11 +342,11 @@
           </w:tcPr>
           <w:p>
             <w:pPr>
-              <w:pStyle w:val="BodyText"/>
+              <w:pStyle w:val="Corpsdetexte"/>
               <w:widowControl w:val="false"/>
               <w:suppressAutoHyphens w:val="true"/>
               <w:spacing w:before="0" w:after="140"/>
-              <w:jc w:val="start"/>
+              <w:jc w:val="left"/>
               <w:rPr>
                 <w:rFonts w:ascii="Calibri" w:hAnsi="Calibri" w:cs="Calibri" w:asciiTheme="minorHAnsi" w:cstheme="minorHAnsi" w:hAnsiTheme="minorHAnsi"/>
                 <w:sz w:val="20"/>
@@ -330,7 +381,7 @@
     </w:tbl>
     <w:p>
       <w:pPr>
-        <w:pStyle w:val="BodyText"/>
+        <w:pStyle w:val="Corpsdetexte"/>
         <w:rPr>
           <w:rFonts w:ascii="Calibri" w:hAnsi="Calibri" w:cs="Calibri" w:asciiTheme="minorHAnsi" w:cstheme="minorHAnsi" w:hAnsiTheme="minorHAnsi"/>
           <w:sz w:val="20"/>
@@ -348,7 +399,7 @@
     </w:p>
     <w:p>
       <w:pPr>
-        <w:pStyle w:val="BodyText"/>
+        <w:pStyle w:val="Corpsdetexte"/>
         <w:rPr>
           <w:rFonts w:ascii="Calibri" w:hAnsi="Calibri" w:cs="Calibri" w:asciiTheme="minorHAnsi" w:cstheme="minorHAnsi" w:hAnsiTheme="minorHAnsi"/>
           <w:sz w:val="20"/>
@@ -366,7 +417,7 @@
     </w:p>
     <w:p>
       <w:pPr>
-        <w:pStyle w:val="BodyText"/>
+        <w:pStyle w:val="Corpsdetexte"/>
         <w:rPr>
           <w:rFonts w:ascii="Calibri" w:hAnsi="Calibri" w:cs="Calibri" w:asciiTheme="minorHAnsi" w:cstheme="minorHAnsi" w:hAnsiTheme="minorHAnsi"/>
           <w:sz w:val="20"/>
@@ -386,7 +437,7 @@
     </w:p>
     <w:p>
       <w:pPr>
-        <w:pStyle w:val="BodyText"/>
+        <w:pStyle w:val="Corpsdetexte"/>
         <w:rPr>
           <w:rFonts w:ascii="Calibri" w:hAnsi="Calibri" w:cs="Calibri" w:asciiTheme="minorHAnsi" w:cstheme="minorHAnsi" w:hAnsiTheme="minorHAnsi"/>
           <w:sz w:val="20"/>
@@ -403,10 +454,10 @@
     </w:p>
     <w:p>
       <w:pPr>
-        <w:pStyle w:val="Heading4"/>
+        <w:pStyle w:val="Titre4"/>
         <w:numPr>
           <w:ilvl w:val="3"/>
-          <w:numId w:val="2"/>
+          <w:numId w:val="1"/>
         </w:numPr>
         <w:jc w:val="center"/>
         <w:rPr>
@@ -426,7 +477,7 @@
     </w:p>
     <w:p>
       <w:pPr>
-        <w:pStyle w:val="Lignehorizontaleuser"/>
+        <w:pStyle w:val="Lignehorizontale"/>
         <w:rPr>
           <w:rFonts w:ascii="Calibri" w:hAnsi="Calibri" w:cs="Calibri" w:asciiTheme="minorHAnsi" w:cstheme="minorHAnsi" w:hAnsiTheme="minorHAnsi"/>
           <w:sz w:val="20"/>
@@ -443,7 +494,7 @@
     </w:p>
     <w:p>
       <w:pPr>
-        <w:pStyle w:val="BodyText"/>
+        <w:pStyle w:val="Corpsdetexte"/>
         <w:rPr>
           <w:rFonts w:ascii="Calibri" w:hAnsi="Calibri" w:cs="Calibri" w:asciiTheme="minorHAnsi" w:cstheme="minorHAnsi" w:hAnsiTheme="minorHAnsi"/>
           <w:sz w:val="20"/>
@@ -461,7 +512,7 @@
     </w:p>
     <w:p>
       <w:pPr>
-        <w:pStyle w:val="BodyText"/>
+        <w:pStyle w:val="Corpsdetexte"/>
         <w:rPr>
           <w:rFonts w:ascii="Calibri" w:hAnsi="Calibri" w:cs="Calibri" w:asciiTheme="minorHAnsi" w:cstheme="minorHAnsi" w:hAnsiTheme="minorHAnsi"/>
           <w:sz w:val="20"/>
@@ -479,7 +530,7 @@
     </w:p>
     <w:p>
       <w:pPr>
-        <w:pStyle w:val="BodyText"/>
+        <w:pStyle w:val="Corpsdetexte"/>
         <w:rPr>
           <w:rFonts w:ascii="Calibri" w:hAnsi="Calibri" w:cs="Calibri" w:asciiTheme="minorHAnsi" w:cstheme="minorHAnsi" w:hAnsiTheme="minorHAnsi"/>
           <w:sz w:val="20"/>
@@ -497,7 +548,7 @@
     </w:p>
     <w:p>
       <w:pPr>
-        <w:pStyle w:val="BodyText"/>
+        <w:pStyle w:val="Corpsdetexte"/>
         <w:rPr>
           <w:rFonts w:ascii="Calibri" w:hAnsi="Calibri" w:cs="Calibri" w:asciiTheme="minorHAnsi" w:cstheme="minorHAnsi" w:hAnsiTheme="minorHAnsi"/>
           <w:sz w:val="20"/>
@@ -515,7 +566,7 @@
     </w:p>
     <w:p>
       <w:pPr>
-        <w:pStyle w:val="BodyText"/>
+        <w:pStyle w:val="Corpsdetexte"/>
         <w:rPr>
           <w:rFonts w:ascii="Calibri" w:hAnsi="Calibri" w:cs="Calibri" w:asciiTheme="minorHAnsi" w:cstheme="minorHAnsi" w:hAnsiTheme="minorHAnsi"/>
           <w:sz w:val="20"/>
@@ -533,9 +584,10 @@
     </w:p>
     <w:p>
       <w:pPr>
-        <w:pStyle w:val="BodyText"/>
-        <w:rPr>
-          <w:rFonts w:ascii="Calibri" w:hAnsi="Calibri" w:cs="Calibri" w:asciiTheme="minorHAnsi" w:cstheme="minorHAnsi" w:hAnsiTheme="minorHAnsi"/>
+        <w:pStyle w:val="Corpsdetexte"/>
+        <w:rPr>
+          <w:rFonts w:ascii="Calibri" w:hAnsi="Calibri" w:cs="Calibri" w:asciiTheme="minorHAnsi" w:cstheme="minorHAnsi" w:hAnsiTheme="minorHAnsi"/>
+          <w:b/>
           <w:b/>
           <w:bCs/>
           <w:sz w:val="20"/>
@@ -555,7 +607,7 @@
     </w:p>
     <w:p>
       <w:pPr>
-        <w:pStyle w:val="BodyText"/>
+        <w:pStyle w:val="Corpsdetexte"/>
         <w:rPr>
           <w:rFonts w:ascii="Calibri" w:hAnsi="Calibri" w:cs="Calibri" w:asciiTheme="minorHAnsi" w:cstheme="minorHAnsi" w:hAnsiTheme="minorHAnsi"/>
           <w:sz w:val="20"/>
@@ -573,7 +625,7 @@
     </w:p>
     <w:p>
       <w:pPr>
-        <w:pStyle w:val="BodyText"/>
+        <w:pStyle w:val="Corpsdetexte"/>
         <w:rPr>
           <w:rFonts w:ascii="Calibri" w:hAnsi="Calibri" w:cs="Calibri" w:asciiTheme="minorHAnsi" w:cstheme="minorHAnsi" w:hAnsiTheme="minorHAnsi"/>
           <w:sz w:val="20"/>
@@ -591,7 +643,7 @@
     </w:p>
     <w:p>
       <w:pPr>
-        <w:pStyle w:val="BodyText"/>
+        <w:pStyle w:val="Corpsdetexte"/>
         <w:rPr>
           <w:rFonts w:ascii="Calibri" w:hAnsi="Calibri" w:cs="Calibri" w:asciiTheme="minorHAnsi" w:cstheme="minorHAnsi" w:hAnsiTheme="minorHAnsi"/>
           <w:sz w:val="20"/>
@@ -609,7 +661,7 @@
     </w:p>
     <w:p>
       <w:pPr>
-        <w:pStyle w:val="BodyText"/>
+        <w:pStyle w:val="Corpsdetexte"/>
         <w:rPr>
           <w:rFonts w:ascii="Calibri" w:hAnsi="Calibri" w:cs="Calibri" w:asciiTheme="minorHAnsi" w:cstheme="minorHAnsi" w:hAnsiTheme="minorHAnsi"/>
           <w:sz w:val="20"/>
@@ -627,7 +679,7 @@
     </w:p>
     <w:p>
       <w:pPr>
-        <w:pStyle w:val="BodyText"/>
+        <w:pStyle w:val="Corpsdetexte"/>
         <w:rPr>
           <w:rFonts w:ascii="Calibri" w:hAnsi="Calibri" w:cs="Calibri" w:asciiTheme="minorHAnsi" w:cstheme="minorHAnsi" w:hAnsiTheme="minorHAnsi"/>
           <w:sz w:val="20"/>
@@ -645,7 +697,7 @@
     </w:p>
     <w:p>
       <w:pPr>
-        <w:pStyle w:val="BodyText"/>
+        <w:pStyle w:val="Corpsdetexte"/>
         <w:rPr>
           <w:rFonts w:ascii="Calibri" w:hAnsi="Calibri" w:cs="Calibri" w:asciiTheme="minorHAnsi" w:cstheme="minorHAnsi" w:hAnsiTheme="minorHAnsi"/>
           <w:sz w:val="20"/>
@@ -665,7 +717,7 @@
     </w:p>
     <w:p>
       <w:pPr>
-        <w:pStyle w:val="BodyText"/>
+        <w:pStyle w:val="Corpsdetexte"/>
         <w:rPr>
           <w:rFonts w:ascii="Calibri" w:hAnsi="Calibri" w:cs="Calibri" w:asciiTheme="minorHAnsi" w:cstheme="minorHAnsi" w:hAnsiTheme="minorHAnsi"/>
           <w:sz w:val="20"/>
@@ -701,7 +753,7 @@
     </w:p>
     <w:p>
       <w:pPr>
-        <w:pStyle w:val="BodyText"/>
+        <w:pStyle w:val="Corpsdetexte"/>
         <w:rPr>
           <w:rFonts w:ascii="Calibri" w:hAnsi="Calibri" w:cs="Calibri" w:asciiTheme="minorHAnsi" w:cstheme="minorHAnsi" w:hAnsiTheme="minorHAnsi"/>
           <w:highlight w:val="none"/>
@@ -720,7 +772,7 @@
     </w:p>
     <w:p>
       <w:pPr>
-        <w:pStyle w:val="BodyText"/>
+        <w:pStyle w:val="Corpsdetexte"/>
         <w:rPr>
           <w:rFonts w:ascii="Calibri" w:hAnsi="Calibri" w:cs="Calibri" w:asciiTheme="minorHAnsi" w:cstheme="minorHAnsi" w:hAnsiTheme="minorHAnsi"/>
           <w:sz w:val="20"/>
@@ -773,7 +825,7 @@
     </w:p>
     <w:p>
       <w:pPr>
-        <w:pStyle w:val="BodyText"/>
+        <w:pStyle w:val="Corpsdetexte"/>
         <w:rPr>
           <w:rFonts w:ascii="Calibri" w:hAnsi="Calibri" w:cs="Calibri" w:asciiTheme="minorHAnsi" w:cstheme="minorHAnsi" w:hAnsiTheme="minorHAnsi"/>
           <w:sz w:val="20"/>
@@ -791,7 +843,7 @@
     </w:p>
     <w:p>
       <w:pPr>
-        <w:pStyle w:val="BodyText"/>
+        <w:pStyle w:val="Corpsdetexte"/>
         <w:rPr>
           <w:rFonts w:ascii="Calibri" w:hAnsi="Calibri" w:cs="Calibri" w:asciiTheme="minorHAnsi" w:cstheme="minorHAnsi" w:hAnsiTheme="minorHAnsi"/>
           <w:sz w:val="20"/>
@@ -808,10 +860,10 @@
     </w:p>
     <w:p>
       <w:pPr>
-        <w:pStyle w:val="Heading4"/>
+        <w:pStyle w:val="Titre4"/>
         <w:numPr>
           <w:ilvl w:val="3"/>
-          <w:numId w:val="2"/>
+          <w:numId w:val="1"/>
         </w:numPr>
         <w:jc w:val="center"/>
         <w:rPr>
@@ -831,7 +883,7 @@
     </w:p>
     <w:p>
       <w:pPr>
-        <w:pStyle w:val="Lignehorizontaleuser"/>
+        <w:pStyle w:val="Lignehorizontale"/>
         <w:rPr>
           <w:rFonts w:ascii="Calibri" w:hAnsi="Calibri" w:cs="Calibri" w:asciiTheme="minorHAnsi" w:cstheme="minorHAnsi" w:hAnsiTheme="minorHAnsi"/>
           <w:sz w:val="20"/>
@@ -848,7 +900,7 @@
     </w:p>
     <w:p>
       <w:pPr>
-        <w:pStyle w:val="BodyText"/>
+        <w:pStyle w:val="Corpsdetexte"/>
         <w:rPr>
           <w:rFonts w:ascii="Calibri" w:hAnsi="Calibri" w:cs="Calibri" w:asciiTheme="minorHAnsi" w:cstheme="minorHAnsi" w:hAnsiTheme="minorHAnsi"/>
           <w:sz w:val="20"/>
@@ -866,7 +918,7 @@
     </w:p>
     <w:p>
       <w:pPr>
-        <w:pStyle w:val="BodyText"/>
+        <w:pStyle w:val="Corpsdetexte"/>
         <w:rPr>
           <w:rFonts w:ascii="Calibri" w:hAnsi="Calibri" w:cs="Calibri" w:asciiTheme="minorHAnsi" w:cstheme="minorHAnsi" w:hAnsiTheme="minorHAnsi"/>
           <w:sz w:val="20"/>
@@ -884,13 +936,6 @@
     </w:p>
     <w:p>
       <w:pPr>
-        <w:pStyle w:val="BodyText"/>
-        <w:spacing w:before="0" w:after="140"/>
-        <w:rPr>
-          <w:rFonts w:ascii="Calibri" w:hAnsi="Calibri" w:cs="Calibri" w:asciiTheme="minorHAnsi" w:cstheme="minorHAnsi" w:hAnsiTheme="minorHAnsi"/>
-          <w:sz w:val="20"/>
-          <w:szCs w:val="20"/>
-        </w:rPr>
         <w:sectPr>
           <w:type w:val="nextPage"/>
           <w:pgSz w:w="11906" w:h="16838"/>
@@ -900,6 +945,13 @@
           <w:textDirection w:val="lrTb"/>
           <w:docGrid w:type="default" w:linePitch="326" w:charSpace="0"/>
         </w:sectPr>
+        <w:pStyle w:val="Corpsdetexte"/>
+        <w:spacing w:before="0" w:after="140"/>
+        <w:rPr>
+          <w:rFonts w:ascii="Calibri" w:hAnsi="Calibri" w:cs="Calibri" w:asciiTheme="minorHAnsi" w:cstheme="minorHAnsi" w:hAnsiTheme="minorHAnsi"/>
+          <w:sz w:val="20"/>
+          <w:szCs w:val="20"/>
+        </w:rPr>
       </w:pPr>
       <w:r>
         <w:rPr>
@@ -915,10 +967,10 @@
     </w:p>
     <w:p>
       <w:pPr>
-        <w:pStyle w:val="Heading4"/>
+        <w:pStyle w:val="Titre4"/>
         <w:numPr>
           <w:ilvl w:val="3"/>
-          <w:numId w:val="2"/>
+          <w:numId w:val="1"/>
         </w:numPr>
         <w:jc w:val="center"/>
         <w:rPr>
@@ -938,7 +990,7 @@
     </w:p>
     <w:p>
       <w:pPr>
-        <w:pStyle w:val="Lignehorizontaleuser"/>
+        <w:pStyle w:val="Lignehorizontale"/>
         <w:rPr>
           <w:rFonts w:ascii="Calibri" w:hAnsi="Calibri" w:cs="Calibri" w:asciiTheme="minorHAnsi" w:cstheme="minorHAnsi" w:hAnsiTheme="minorHAnsi"/>
           <w:sz w:val="20"/>
@@ -956,7 +1008,7 @@
     <w:p>
       <w:pPr>
         <w:pStyle w:val="Normal"/>
-        <w:jc w:val="start"/>
+        <w:jc w:val="left"/>
         <w:rPr>
           <w:rStyle w:val="Citation1"/>
           <w:rFonts w:ascii="Calibri" w:hAnsi="Calibri" w:cs="Calibri" w:asciiTheme="minorHAnsi" w:cstheme="minorHAnsi" w:hAnsiTheme="minorHAnsi"/>
@@ -995,117 +1047,126 @@
       <w:numFmt w:val="none"/>
       <w:suff w:val="nothing"/>
       <w:lvlText w:val=""/>
-      <w:lvlJc w:val="start"/>
+      <w:lvlJc w:val="left"/>
       <w:pPr>
         <w:tabs>
           <w:tab w:val="num" w:pos="0"/>
         </w:tabs>
-        <w:ind w:start="0" w:hanging="0"/>
-      </w:pPr>
+        <w:ind w:left="0" w:hanging="0"/>
+      </w:pPr>
+      <w:rPr/>
     </w:lvl>
     <w:lvl w:ilvl="1">
       <w:start w:val="1"/>
       <w:numFmt w:val="none"/>
       <w:suff w:val="nothing"/>
       <w:lvlText w:val=""/>
-      <w:lvlJc w:val="start"/>
+      <w:lvlJc w:val="left"/>
       <w:pPr>
         <w:tabs>
           <w:tab w:val="num" w:pos="0"/>
         </w:tabs>
-        <w:ind w:start="0" w:hanging="0"/>
-      </w:pPr>
+        <w:ind w:left="0" w:hanging="0"/>
+      </w:pPr>
+      <w:rPr/>
     </w:lvl>
     <w:lvl w:ilvl="2">
       <w:start w:val="1"/>
       <w:numFmt w:val="none"/>
       <w:suff w:val="nothing"/>
       <w:lvlText w:val=""/>
-      <w:lvlJc w:val="start"/>
+      <w:lvlJc w:val="left"/>
       <w:pPr>
         <w:tabs>
           <w:tab w:val="num" w:pos="0"/>
         </w:tabs>
-        <w:ind w:start="0" w:hanging="0"/>
-      </w:pPr>
+        <w:ind w:left="0" w:hanging="0"/>
+      </w:pPr>
+      <w:rPr/>
     </w:lvl>
     <w:lvl w:ilvl="3">
       <w:start w:val="1"/>
       <w:numFmt w:val="none"/>
       <w:suff w:val="nothing"/>
       <w:lvlText w:val=""/>
-      <w:lvlJc w:val="start"/>
+      <w:lvlJc w:val="left"/>
       <w:pPr>
         <w:tabs>
           <w:tab w:val="num" w:pos="0"/>
         </w:tabs>
-        <w:ind w:start="0" w:hanging="0"/>
-      </w:pPr>
+        <w:ind w:left="0" w:hanging="0"/>
+      </w:pPr>
+      <w:rPr/>
     </w:lvl>
     <w:lvl w:ilvl="4">
       <w:start w:val="1"/>
       <w:numFmt w:val="none"/>
       <w:suff w:val="nothing"/>
       <w:lvlText w:val=""/>
-      <w:lvlJc w:val="start"/>
+      <w:lvlJc w:val="left"/>
       <w:pPr>
         <w:tabs>
           <w:tab w:val="num" w:pos="0"/>
         </w:tabs>
-        <w:ind w:start="0" w:hanging="0"/>
-      </w:pPr>
+        <w:ind w:left="0" w:hanging="0"/>
+      </w:pPr>
+      <w:rPr/>
     </w:lvl>
     <w:lvl w:ilvl="5">
       <w:start w:val="1"/>
       <w:numFmt w:val="none"/>
       <w:suff w:val="nothing"/>
       <w:lvlText w:val=""/>
-      <w:lvlJc w:val="start"/>
+      <w:lvlJc w:val="left"/>
       <w:pPr>
         <w:tabs>
           <w:tab w:val="num" w:pos="0"/>
         </w:tabs>
-        <w:ind w:start="0" w:hanging="0"/>
-      </w:pPr>
+        <w:ind w:left="0" w:hanging="0"/>
+      </w:pPr>
+      <w:rPr/>
     </w:lvl>
     <w:lvl w:ilvl="6">
       <w:start w:val="1"/>
       <w:numFmt w:val="none"/>
       <w:suff w:val="nothing"/>
       <w:lvlText w:val=""/>
-      <w:lvlJc w:val="start"/>
+      <w:lvlJc w:val="left"/>
       <w:pPr>
         <w:tabs>
           <w:tab w:val="num" w:pos="0"/>
         </w:tabs>
-        <w:ind w:start="0" w:hanging="0"/>
-      </w:pPr>
+        <w:ind w:left="0" w:hanging="0"/>
+      </w:pPr>
+      <w:rPr/>
     </w:lvl>
     <w:lvl w:ilvl="7">
       <w:start w:val="1"/>
       <w:numFmt w:val="none"/>
       <w:suff w:val="nothing"/>
       <w:lvlText w:val=""/>
-      <w:lvlJc w:val="start"/>
+      <w:lvlJc w:val="left"/>
       <w:pPr>
         <w:tabs>
           <w:tab w:val="num" w:pos="0"/>
         </w:tabs>
-        <w:ind w:start="0" w:hanging="0"/>
-      </w:pPr>
+        <w:ind w:left="0" w:hanging="0"/>
+      </w:pPr>
+      <w:rPr/>
     </w:lvl>
     <w:lvl w:ilvl="8">
       <w:start w:val="1"/>
       <w:numFmt w:val="none"/>
       <w:suff w:val="nothing"/>
       <w:lvlText w:val=""/>
-      <w:lvlJc w:val="start"/>
+      <w:lvlJc w:val="left"/>
       <w:pPr>
         <w:tabs>
           <w:tab w:val="num" w:pos="0"/>
         </w:tabs>
-        <w:ind w:start="0" w:hanging="0"/>
-      </w:pPr>
+        <w:ind w:left="0" w:hanging="0"/>
+      </w:pPr>
+      <w:rPr/>
     </w:lvl>
   </w:abstractNum>
   <w:abstractNum w:abstractNumId="2">
@@ -1114,126 +1175,117 @@
       <w:numFmt w:val="none"/>
       <w:suff w:val="nothing"/>
       <w:lvlText w:val=""/>
-      <w:lvlJc w:val="start"/>
+      <w:lvlJc w:val="left"/>
       <w:pPr>
         <w:tabs>
           <w:tab w:val="num" w:pos="0"/>
         </w:tabs>
-        <w:ind w:start="0" w:hanging="0"/>
-      </w:pPr>
-      <w:rPr/>
+        <w:ind w:left="0" w:hanging="0"/>
+      </w:pPr>
     </w:lvl>
     <w:lvl w:ilvl="1">
       <w:start w:val="1"/>
       <w:numFmt w:val="none"/>
       <w:suff w:val="nothing"/>
       <w:lvlText w:val=""/>
-      <w:lvlJc w:val="start"/>
+      <w:lvlJc w:val="left"/>
       <w:pPr>
         <w:tabs>
           <w:tab w:val="num" w:pos="0"/>
         </w:tabs>
-        <w:ind w:start="0" w:hanging="0"/>
-      </w:pPr>
-      <w:rPr/>
+        <w:ind w:left="0" w:hanging="0"/>
+      </w:pPr>
     </w:lvl>
     <w:lvl w:ilvl="2">
       <w:start w:val="1"/>
       <w:numFmt w:val="none"/>
       <w:suff w:val="nothing"/>
       <w:lvlText w:val=""/>
-      <w:lvlJc w:val="start"/>
+      <w:lvlJc w:val="left"/>
       <w:pPr>
         <w:tabs>
           <w:tab w:val="num" w:pos="0"/>
         </w:tabs>
-        <w:ind w:start="0" w:hanging="0"/>
-      </w:pPr>
-      <w:rPr/>
+        <w:ind w:left="0" w:hanging="0"/>
+      </w:pPr>
     </w:lvl>
     <w:lvl w:ilvl="3">
       <w:start w:val="1"/>
       <w:numFmt w:val="none"/>
       <w:suff w:val="nothing"/>
       <w:lvlText w:val=""/>
-      <w:lvlJc w:val="start"/>
+      <w:lvlJc w:val="left"/>
       <w:pPr>
         <w:tabs>
           <w:tab w:val="num" w:pos="0"/>
         </w:tabs>
-        <w:ind w:start="0" w:hanging="0"/>
-      </w:pPr>
-      <w:rPr/>
+        <w:ind w:left="0" w:hanging="0"/>
+      </w:pPr>
     </w:lvl>
     <w:lvl w:ilvl="4">
       <w:start w:val="1"/>
       <w:numFmt w:val="none"/>
       <w:suff w:val="nothing"/>
       <w:lvlText w:val=""/>
-      <w:lvlJc w:val="start"/>
+      <w:lvlJc w:val="left"/>
       <w:pPr>
         <w:tabs>
           <w:tab w:val="num" w:pos="0"/>
         </w:tabs>
-        <w:ind w:start="0" w:hanging="0"/>
-      </w:pPr>
-      <w:rPr/>
+        <w:ind w:left="0" w:hanging="0"/>
+      </w:pPr>
     </w:lvl>
     <w:lvl w:ilvl="5">
       <w:start w:val="1"/>
       <w:numFmt w:val="none"/>
       <w:suff w:val="nothing"/>
       <w:lvlText w:val=""/>
-      <w:lvlJc w:val="start"/>
+      <w:lvlJc w:val="left"/>
       <w:pPr>
         <w:tabs>
           <w:tab w:val="num" w:pos="0"/>
         </w:tabs>
-        <w:ind w:start="0" w:hanging="0"/>
-      </w:pPr>
-      <w:rPr/>
+        <w:ind w:left="0" w:hanging="0"/>
+      </w:pPr>
     </w:lvl>
     <w:lvl w:ilvl="6">
       <w:start w:val="1"/>
       <w:numFmt w:val="none"/>
       <w:suff w:val="nothing"/>
       <w:lvlText w:val=""/>
-      <w:lvlJc w:val="start"/>
+      <w:lvlJc w:val="left"/>
       <w:pPr>
         <w:tabs>
           <w:tab w:val="num" w:pos="0"/>
         </w:tabs>
-        <w:ind w:start="0" w:hanging="0"/>
-      </w:pPr>
-      <w:rPr/>
+        <w:ind w:left="0" w:hanging="0"/>
+      </w:pPr>
     </w:lvl>
     <w:lvl w:ilvl="7">
       <w:start w:val="1"/>
       <w:numFmt w:val="none"/>
       <w:suff w:val="nothing"/>
       <w:lvlText w:val=""/>
-      <w:lvlJc w:val="start"/>
+      <w:lvlJc w:val="left"/>
       <w:pPr>
         <w:tabs>
           <w:tab w:val="num" w:pos="0"/>
         </w:tabs>
-        <w:ind w:start="0" w:hanging="0"/>
-      </w:pPr>
-      <w:rPr/>
+        <w:ind w:left="0" w:hanging="0"/>
+      </w:pPr>
     </w:lvl>
     <w:lvl w:ilvl="8">
       <w:start w:val="1"/>
       <w:numFmt w:val="none"/>
       <w:suff w:val="nothing"/>
       <w:lvlText w:val=""/>
-      <w:lvlJc w:val="start"/>
+      <w:lvlJc w:val="left"/>
       <w:pPr>
         <w:tabs>
           <w:tab w:val="num" w:pos="0"/>
         </w:tabs>
-        <w:ind w:start="0" w:hanging="0"/>
-      </w:pPr>
-      <w:rPr/>
+        <w:ind w:left="0" w:hanging="0"/>
+      </w:pPr>
     </w:lvl>
   </w:abstractNum>
   <w:num w:numId="1">
@@ -1649,7 +1701,7 @@
       <w:suppressAutoHyphens w:val="true"/>
       <w:bidi w:val="0"/>
       <w:spacing w:before="0" w:after="0"/>
-      <w:jc w:val="start"/>
+      <w:jc w:val="left"/>
     </w:pPr>
     <w:rPr>
       <w:rFonts w:ascii="Liberation Serif" w:hAnsi="Liberation Serif" w:eastAsia="Noto Serif CJK SC" w:cs="Lohit Devanagari"/>
@@ -1660,16 +1712,16 @@
       <w:lang w:val="fr-FR" w:eastAsia="zh-CN" w:bidi="hi-IN"/>
     </w:rPr>
   </w:style>
-  <w:style w:type="paragraph" w:styleId="Heading1">
-    <w:name w:val="heading 1"/>
+  <w:style w:type="paragraph" w:styleId="Titre1">
+    <w:name w:val="Heading 1"/>
     <w:basedOn w:val="Normal"/>
-    <w:next w:val="BodyText"/>
+    <w:next w:val="Corpsdetexte"/>
     <w:uiPriority w:val="9"/>
     <w:qFormat/>
     <w:pPr>
       <w:numPr>
         <w:ilvl w:val="0"/>
-        <w:numId w:val="2"/>
+        <w:numId w:val="1"/>
       </w:numPr>
       <w:spacing w:before="240" w:after="120"/>
       <w:outlineLvl w:val="0"/>
@@ -1681,17 +1733,17 @@
       <w:szCs w:val="36"/>
     </w:rPr>
   </w:style>
-  <w:style w:type="paragraph" w:styleId="Heading4">
-    <w:name w:val="heading 4"/>
+  <w:style w:type="paragraph" w:styleId="Titre4">
+    <w:name w:val="Heading 4"/>
     <w:basedOn w:val="Normal"/>
-    <w:next w:val="BodyText"/>
+    <w:next w:val="Corpsdetexte"/>
     <w:uiPriority w:val="9"/>
     <w:unhideWhenUsed/>
     <w:qFormat/>
     <w:pPr>
       <w:numPr>
         <w:ilvl w:val="3"/>
-        <w:numId w:val="2"/>
+        <w:numId w:val="1"/>
       </w:numPr>
       <w:spacing w:before="120" w:after="120"/>
       <w:outlineLvl w:val="3"/>
@@ -1721,7 +1773,7 @@
       <w:iCs/>
     </w:rPr>
   </w:style>
-  <w:style w:type="character" w:styleId="CommentReference">
+  <w:style w:type="character" w:styleId="Annotationreference">
     <w:name w:val="annotation reference"/>
     <w:basedOn w:val="DefaultParagraphFont"/>
     <w:uiPriority w:val="99"/>
@@ -1750,7 +1802,7 @@
   <w:style w:type="character" w:styleId="ObjetducommentaireCar" w:customStyle="1">
     <w:name w:val="Objet du commentaire Car"/>
     <w:basedOn w:val="CommentaireCar"/>
-    <w:link w:val="annotationsubject"/>
+    <w:link w:val="Annotationsubject"/>
     <w:uiPriority w:val="99"/>
     <w:semiHidden/>
     <w:qFormat/>
@@ -1766,19 +1818,19 @@
   <w:style w:type="paragraph" w:styleId="Titre">
     <w:name w:val="Titre"/>
     <w:basedOn w:val="Normal"/>
-    <w:next w:val="BodyText"/>
+    <w:next w:val="Corpsdetexte"/>
     <w:qFormat/>
     <w:pPr>
       <w:keepNext w:val="true"/>
       <w:spacing w:before="240" w:after="120"/>
     </w:pPr>
     <w:rPr>
-      <w:rFonts w:ascii="Liberation Sans" w:hAnsi="Liberation Sans" w:eastAsia="Noto Sans CJK SC" w:cs="Noto Sans Devanagari"/>
+      <w:rFonts w:ascii="Liberation Sans" w:hAnsi="Liberation Sans" w:eastAsia="Noto Sans CJK SC" w:cs="Lohit Devanagari"/>
       <w:sz w:val="28"/>
       <w:szCs w:val="28"/>
     </w:rPr>
   </w:style>
-  <w:style w:type="paragraph" w:styleId="BodyText">
+  <w:style w:type="paragraph" w:styleId="Corpsdetexte">
     <w:name w:val="Body Text"/>
     <w:basedOn w:val="Normal"/>
     <w:pPr>
@@ -1786,10 +1838,35 @@
     </w:pPr>
     <w:rPr/>
   </w:style>
-  <w:style w:type="paragraph" w:styleId="List">
+  <w:style w:type="paragraph" w:styleId="Liste">
     <w:name w:val="List"/>
-    <w:basedOn w:val="BodyText"/>
+    <w:basedOn w:val="Corpsdetexte"/>
     <w:pPr/>
+    <w:rPr/>
+  </w:style>
+  <w:style w:type="paragraph" w:styleId="Lgende">
+    <w:name w:val="Caption"/>
+    <w:basedOn w:val="Normal"/>
+    <w:qFormat/>
+    <w:pPr>
+      <w:suppressLineNumbers/>
+      <w:spacing w:before="120" w:after="120"/>
+    </w:pPr>
+    <w:rPr>
+      <w:rFonts w:cs="Lohit Devanagari"/>
+      <w:i/>
+      <w:iCs/>
+      <w:sz w:val="24"/>
+      <w:szCs w:val="24"/>
+    </w:rPr>
+  </w:style>
+  <w:style w:type="paragraph" w:styleId="Index" w:customStyle="1">
+    <w:name w:val="Index"/>
+    <w:basedOn w:val="Normal"/>
+    <w:qFormat/>
+    <w:pPr>
+      <w:suppressLineNumbers/>
+    </w:pPr>
     <w:rPr/>
   </w:style>
   <w:style w:type="paragraph" w:styleId="Caption">
@@ -1805,34 +1882,10 @@
       <w:iCs/>
     </w:rPr>
   </w:style>
-  <w:style w:type="paragraph" w:styleId="Index" w:customStyle="1">
-    <w:name w:val="Index"/>
-    <w:basedOn w:val="Normal"/>
-    <w:qFormat/>
-    <w:pPr>
-      <w:suppressLineNumbers/>
-    </w:pPr>
-    <w:rPr/>
-  </w:style>
-  <w:style w:type="paragraph" w:styleId="Titreuser">
-    <w:name w:val="Titre (user)"/>
-    <w:basedOn w:val="Normal"/>
-    <w:next w:val="BodyText"/>
-    <w:qFormat/>
-    <w:pPr>
-      <w:keepNext w:val="true"/>
-      <w:spacing w:before="240" w:after="120"/>
-    </w:pPr>
-    <w:rPr>
-      <w:rFonts w:ascii="Liberation Sans" w:hAnsi="Liberation Sans" w:eastAsia="Noto Sans CJK SC" w:cs="Lohit Devanagari"/>
-      <w:sz w:val="28"/>
-      <w:szCs w:val="28"/>
-    </w:rPr>
-  </w:style>
-  <w:style w:type="paragraph" w:styleId="Title">
+  <w:style w:type="paragraph" w:styleId="Titreprincipal">
     <w:name w:val="Title"/>
     <w:basedOn w:val="Normal"/>
-    <w:next w:val="BodyText"/>
+    <w:next w:val="Corpsdetexte"/>
     <w:uiPriority w:val="10"/>
     <w:qFormat/>
     <w:pPr>
@@ -1845,10 +1898,10 @@
       <w:szCs w:val="56"/>
     </w:rPr>
   </w:style>
-  <w:style w:type="paragraph" w:styleId="Lignehorizontaleuser" w:customStyle="1">
-    <w:name w:val="Ligne horizontale (user)"/>
+  <w:style w:type="paragraph" w:styleId="Lignehorizontale" w:customStyle="1">
+    <w:name w:val="Ligne horizontale"/>
     <w:basedOn w:val="Normal"/>
-    <w:next w:val="BodyText"/>
+    <w:next w:val="Corpsdetexte"/>
     <w:qFormat/>
     <w:pPr>
       <w:suppressLineNumbers/>
@@ -1862,8 +1915,8 @@
       <w:szCs w:val="12"/>
     </w:rPr>
   </w:style>
-  <w:style w:type="paragraph" w:styleId="Texteprformatuser" w:customStyle="1">
-    <w:name w:val="Texte préformaté (user)"/>
+  <w:style w:type="paragraph" w:styleId="Texteprformat" w:customStyle="1">
+    <w:name w:val="Texte préformaté"/>
     <w:basedOn w:val="Normal"/>
     <w:qFormat/>
     <w:pPr/>
@@ -1875,7 +1928,7 @@
   </w:style>
   <w:style w:type="paragraph" w:styleId="LigneH2" w:customStyle="1">
     <w:name w:val="Ligne H 2"/>
-    <w:basedOn w:val="Lignehorizontaleuser"/>
+    <w:basedOn w:val="Lignehorizontale"/>
     <w:qFormat/>
     <w:pPr>
       <w:pBdr>
@@ -1884,7 +1937,7 @@
     </w:pPr>
     <w:rPr/>
   </w:style>
-  <w:style w:type="paragraph" w:styleId="CommentText">
+  <w:style w:type="paragraph" w:styleId="Annotationtext">
     <w:name w:val="annotation text"/>
     <w:basedOn w:val="Normal"/>
     <w:link w:val="CommentaireCar"/>
@@ -1900,10 +1953,10 @@
       <w:szCs w:val="18"/>
     </w:rPr>
   </w:style>
-  <w:style w:type="paragraph" w:styleId="annotationsubject">
+  <w:style w:type="paragraph" w:styleId="Annotationsubject">
     <w:name w:val="annotation subject"/>
-    <w:basedOn w:val="CommentText"/>
-    <w:next w:val="CommentText"/>
+    <w:basedOn w:val="Annotationtext"/>
+    <w:next w:val="Annotationtext"/>
     <w:link w:val="ObjetducommentaireCar"/>
     <w:uiPriority w:val="99"/>
     <w:semiHidden/>

--- a/tiac/doc_templates/evenement_simple.docx
+++ b/tiac/doc_templates/evenement_simple.docx
@@ -226,39 +226,7 @@
           <w:sz w:val="20"/>
           <w:szCs w:val="20"/>
         </w:rPr>
-        <w:t xml:space="preserve">Date de </w:t>
-      </w:r>
-      <w:r>
-        <w:rPr>
-          <w:rFonts w:cs="Calibri" w:ascii="Calibri" w:hAnsi="Calibri" w:asciiTheme="minorHAnsi" w:cstheme="minorHAnsi" w:hAnsiTheme="minorHAnsi"/>
-          <w:sz w:val="20"/>
-          <w:szCs w:val="20"/>
-        </w:rPr>
-        <w:t>publication</w:t>
-      </w:r>
-      <w:r>
-        <w:rPr>
-          <w:rFonts w:cs="Calibri" w:ascii="Calibri" w:hAnsi="Calibri" w:asciiTheme="minorHAnsi" w:cstheme="minorHAnsi" w:hAnsiTheme="minorHAnsi"/>
-          <w:sz w:val="20"/>
-          <w:szCs w:val="20"/>
-        </w:rPr>
-        <w:t>: {{object.date_</w:t>
-      </w:r>
-      <w:r>
-        <w:rPr>
-          <w:rFonts w:cs="Calibri" w:ascii="Calibri" w:hAnsi="Calibri" w:asciiTheme="minorHAnsi" w:cstheme="minorHAnsi" w:hAnsiTheme="minorHAnsi"/>
-          <w:sz w:val="20"/>
-          <w:szCs w:val="20"/>
-        </w:rPr>
-        <w:t>publication</w:t>
-      </w:r>
-      <w:r>
-        <w:rPr>
-          <w:rFonts w:cs="Calibri" w:ascii="Calibri" w:hAnsi="Calibri" w:asciiTheme="minorHAnsi" w:cstheme="minorHAnsi" w:hAnsiTheme="minorHAnsi"/>
-          <w:sz w:val="20"/>
-          <w:szCs w:val="20"/>
-        </w:rPr>
-        <w:t>.strftime("%Y-%m-%d %H:%M") }}</w:t>
+        <w:t>Date de publication: {{object.date_publication.strftime("%Y-%m-%d %H:%M") }}</w:t>
       </w:r>
     </w:p>
     <w:p>
@@ -313,6 +281,40 @@
           <w:szCs w:val="20"/>
         </w:rPr>
         <w:t>Modalités de déclaration : {{ object.get_modalites_declaration_display() }}</w:t>
+      </w:r>
+    </w:p>
+    <w:p>
+      <w:pPr>
+        <w:pStyle w:val="Corpsdetexte"/>
+        <w:rPr>
+          <w:rFonts w:ascii="Calibri" w:hAnsi="Calibri" w:cs="Calibri" w:asciiTheme="minorHAnsi" w:cstheme="minorHAnsi" w:hAnsiTheme="minorHAnsi"/>
+          <w:sz w:val="20"/>
+          <w:szCs w:val="20"/>
+        </w:rPr>
+      </w:pPr>
+      <w:r>
+        <w:rPr>
+          <w:rFonts w:cs="Calibri" w:ascii="Calibri" w:hAnsi="Calibri" w:asciiTheme="minorHAnsi" w:cstheme="minorHAnsi" w:hAnsiTheme="minorHAnsi"/>
+          <w:sz w:val="20"/>
+          <w:szCs w:val="20"/>
+        </w:rPr>
+        <w:t>N° RASFF/AAC : {{ object.</w:t>
+      </w:r>
+      <w:r>
+        <w:rPr>
+          <w:rFonts w:cs="Calibri" w:ascii="Calibri" w:hAnsi="Calibri" w:asciiTheme="minorHAnsi" w:cstheme="minorHAnsi" w:hAnsiTheme="minorHAnsi"/>
+          <w:sz w:val="20"/>
+          <w:szCs w:val="20"/>
+        </w:rPr>
+        <w:t>numero_rasff or ‘-’</w:t>
+      </w:r>
+      <w:r>
+        <w:rPr>
+          <w:rFonts w:cs="Calibri" w:ascii="Calibri" w:hAnsi="Calibri" w:asciiTheme="minorHAnsi" w:cstheme="minorHAnsi" w:hAnsiTheme="minorHAnsi"/>
+          <w:sz w:val="20"/>
+          <w:szCs w:val="20"/>
+        </w:rPr>
+        <w:t xml:space="preserve"> }}</w:t>
       </w:r>
     </w:p>
     <w:tbl>

--- a/tiac/doc_templates/evenement_simple.docx
+++ b/tiac/doc_templates/evenement_simple.docx
@@ -214,19 +214,21 @@
     <w:p>
       <w:pPr>
         <w:pStyle w:val="Corpsdetexte"/>
-        <w:rPr>
-          <w:rFonts w:ascii="Calibri" w:hAnsi="Calibri" w:cs="Calibri" w:asciiTheme="minorHAnsi" w:cstheme="minorHAnsi" w:hAnsiTheme="minorHAnsi"/>
-          <w:sz w:val="20"/>
-          <w:szCs w:val="20"/>
-        </w:rPr>
-      </w:pPr>
-      <w:r>
-        <w:rPr>
-          <w:rFonts w:cs="Calibri" w:ascii="Calibri" w:hAnsi="Calibri" w:asciiTheme="minorHAnsi" w:cstheme="minorHAnsi" w:hAnsiTheme="minorHAnsi"/>
-          <w:sz w:val="20"/>
-          <w:szCs w:val="20"/>
-        </w:rPr>
-        <w:t>Date de publication: {{object.date_publication.strftime("%Y-%m-%d %H:%M") }}</w:t>
+        <w:bidi w:val="0"/>
+        <w:jc w:val="left"/>
+        <w:rPr>
+          <w:rFonts w:ascii="Calibri" w:hAnsi="Calibri" w:cs="Calibri" w:asciiTheme="minorHAnsi" w:cstheme="minorHAnsi" w:hAnsiTheme="minorHAnsi"/>
+          <w:sz w:val="20"/>
+          <w:szCs w:val="20"/>
+        </w:rPr>
+      </w:pPr>
+      <w:r>
+        <w:rPr>
+          <w:rFonts w:cs="Calibri" w:ascii="Calibri" w:hAnsi="Calibri" w:asciiTheme="minorHAnsi" w:cstheme="minorHAnsi" w:hAnsiTheme="minorHAnsi"/>
+          <w:sz w:val="20"/>
+          <w:szCs w:val="20"/>
+        </w:rPr>
+        <w:t>Date de publication: {% if object.date_publication %}{{object.date_publication.strftime("%Y-%m-%d %H:%M") }}{% else %} - {% endif %}</w:t>
       </w:r>
     </w:p>
     <w:p>
@@ -298,23 +300,7 @@
           <w:sz w:val="20"/>
           <w:szCs w:val="20"/>
         </w:rPr>
-        <w:t>N° RASFF/AAC : {{ object.</w:t>
-      </w:r>
-      <w:r>
-        <w:rPr>
-          <w:rFonts w:cs="Calibri" w:ascii="Calibri" w:hAnsi="Calibri" w:asciiTheme="minorHAnsi" w:cstheme="minorHAnsi" w:hAnsiTheme="minorHAnsi"/>
-          <w:sz w:val="20"/>
-          <w:szCs w:val="20"/>
-        </w:rPr>
-        <w:t>numero_rasff or ‘-’</w:t>
-      </w:r>
-      <w:r>
-        <w:rPr>
-          <w:rFonts w:cs="Calibri" w:ascii="Calibri" w:hAnsi="Calibri" w:asciiTheme="minorHAnsi" w:cstheme="minorHAnsi" w:hAnsiTheme="minorHAnsi"/>
-          <w:sz w:val="20"/>
-          <w:szCs w:val="20"/>
-        </w:rPr>
-        <w:t xml:space="preserve"> }}</w:t>
+        <w:t>N° RASFF/AAC : {{ object.numero_rasff or ‘-’ }}</w:t>
       </w:r>
     </w:p>
     <w:tbl>
